--- a/UIPrototype/迭代计划.docx
+++ b/UIPrototype/迭代计划.docx
@@ -247,7 +247,7 @@
                 <w:rFonts w:hint="eastAsia"/>
                 <w:szCs w:val="21"/>
               </w:rPr>
-              <w:t>界面原型迭代</w:t>
+              <w:t>技术原型迭代</w:t>
             </w:r>
           </w:p>
         </w:tc>
@@ -300,7 +300,28 @@
                 <w:rFonts w:hint="eastAsia"/>
                 <w:szCs w:val="21"/>
               </w:rPr>
-              <w:t>2026.7.6-2026.7.13</w:t>
+              <w:t>2026.7.</w:t>
+            </w:r>
+            <w:r>
+              <w:rPr>
+                <w:rFonts w:hint="eastAsia"/>
+                <w:szCs w:val="21"/>
+              </w:rPr>
+              <w:t>14</w:t>
+            </w:r>
+            <w:r>
+              <w:rPr>
+                <w:rFonts w:hint="eastAsia"/>
+                <w:szCs w:val="21"/>
+              </w:rPr>
+              <w:t>-2026.7.</w:t>
+            </w:r>
+            <w:r>
+              <w:rPr>
+                <w:rFonts w:hint="eastAsia"/>
+                <w:szCs w:val="21"/>
+              </w:rPr>
+              <w:t>24</w:t>
             </w:r>
           </w:p>
         </w:tc>
@@ -352,8 +373,8 @@
             <w:tblGrid>
               <w:gridCol w:w="704"/>
               <w:gridCol w:w="3476"/>
-              <w:gridCol w:w="2091"/>
-              <w:gridCol w:w="2091"/>
+              <w:gridCol w:w="2359"/>
+              <w:gridCol w:w="1823"/>
             </w:tblGrid>
             <w:tr>
               <w:tc>
@@ -402,7 +423,7 @@
               </w:tc>
               <w:tc>
                 <w:tcPr>
-                  <w:tcW w:w="2091" w:type="dxa"/>
+                  <w:tcW w:w="2359" w:type="dxa"/>
                 </w:tcPr>
                 <w:p>
                   <w:pPr>
@@ -424,7 +445,7 @@
               </w:tc>
               <w:tc>
                 <w:tcPr>
-                  <w:tcW w:w="2091" w:type="dxa"/>
+                  <w:tcW w:w="1823" w:type="dxa"/>
                 </w:tcPr>
                 <w:p>
                   <w:pPr>
@@ -486,26 +507,13 @@
                       <w:rFonts w:hint="eastAsia"/>
                       <w:szCs w:val="21"/>
                     </w:rPr>
-                    <w:t>建立</w:t>
-                  </w:r>
-                  <w:r>
-                    <w:rPr>
-                      <w:szCs w:val="21"/>
-                    </w:rPr>
-                    <w:t>GitHub</w:t>
-                  </w:r>
-                  <w:r>
-                    <w:rPr>
-                      <w:rFonts w:hint="eastAsia"/>
-                      <w:szCs w:val="21"/>
-                    </w:rPr>
-                    <w:t>仓库，初步确定项目结构，制订迭代计划</w:t>
-                  </w:r>
-                </w:p>
-              </w:tc>
-              <w:tc>
-                <w:tcPr>
-                  <w:tcW w:w="2091" w:type="dxa"/>
+                    <w:t>制定技术原型迭代计划</w:t>
+                  </w:r>
+                </w:p>
+              </w:tc>
+              <w:tc>
+                <w:tcPr>
+                  <w:tcW w:w="2359" w:type="dxa"/>
                 </w:tcPr>
                 <w:p>
                   <w:pPr>
@@ -520,13 +528,20 @@
                       <w:rFonts w:hint="eastAsia"/>
                       <w:szCs w:val="21"/>
                     </w:rPr>
-                    <w:t>7.6-7.7</w:t>
-                  </w:r>
-                </w:p>
-              </w:tc>
-              <w:tc>
-                <w:tcPr>
-                  <w:tcW w:w="2091" w:type="dxa"/>
+                    <w:t>7.14-7.1</w:t>
+                  </w:r>
+                  <w:r>
+                    <w:rPr>
+                      <w:rFonts w:hint="eastAsia"/>
+                      <w:szCs w:val="21"/>
+                    </w:rPr>
+                    <w:t>4</w:t>
+                  </w:r>
+                </w:p>
+              </w:tc>
+              <w:tc>
+                <w:tcPr>
+                  <w:tcW w:w="1823" w:type="dxa"/>
                 </w:tcPr>
                 <w:p>
                   <w:pPr>
@@ -541,7 +556,7 @@
                       <w:rFonts w:hint="eastAsia"/>
                       <w:szCs w:val="21"/>
                     </w:rPr>
-                    <w:t>崔鸣扬，常淼淼</w:t>
+                    <w:t>常淼淼</w:t>
                   </w:r>
                 </w:p>
               </w:tc>
@@ -583,57 +598,79 @@
                     </w:rPr>
                   </w:pPr>
                   <w:r>
-                    <w:t>调研目标用户和同类产品，分析核心需求，完成</w:t>
-                  </w:r>
-                  <w:r>
-                    <w:t>Vision</w:t>
-                  </w:r>
-                  <w:r>
-                    <w:t>文档初稿</w:t>
-                  </w:r>
-                </w:p>
-              </w:tc>
-              <w:tc>
-                <w:tcPr>
-                  <w:tcW w:w="2091" w:type="dxa"/>
-                </w:tcPr>
-                <w:p>
-                  <w:pPr>
-                    <w:adjustRightInd w:val="0"/>
-                    <w:snapToGrid w:val="0"/>
-                    <w:spacing w:line="460" w:lineRule="atLeast"/>
-                    <w:rPr>
-                      <w:szCs w:val="21"/>
-                    </w:rPr>
-                  </w:pPr>
-                  <w:r>
-                    <w:rPr>
-                      <w:rFonts w:hint="eastAsia"/>
-                      <w:szCs w:val="21"/>
-                    </w:rPr>
-                    <w:t>7.6-7.8</w:t>
-                  </w:r>
-                </w:p>
-              </w:tc>
-              <w:tc>
-                <w:tcPr>
-                  <w:tcW w:w="2091" w:type="dxa"/>
-                </w:tcPr>
-                <w:p>
-                  <w:pPr>
-                    <w:adjustRightInd w:val="0"/>
-                    <w:snapToGrid w:val="0"/>
-                    <w:spacing w:line="460" w:lineRule="atLeast"/>
-                    <w:rPr>
-                      <w:szCs w:val="21"/>
-                    </w:rPr>
-                  </w:pPr>
-                  <w:r>
-                    <w:rPr>
-                      <w:rFonts w:hint="eastAsia"/>
-                      <w:szCs w:val="21"/>
-                    </w:rPr>
-                    <w:t>孙睿阳，王程颢</w:t>
+                    <w:rPr>
+                      <w:rFonts w:hint="eastAsia"/>
+                      <w:szCs w:val="21"/>
+                    </w:rPr>
+                    <w:t>选择架构风格，绘制架构视图</w:t>
+                  </w:r>
+                  <w:r>
+                    <w:rPr>
+                      <w:rFonts w:hint="eastAsia"/>
+                      <w:szCs w:val="21"/>
+                    </w:rPr>
+                    <w:t>，</w:t>
+                  </w:r>
+                </w:p>
+                <w:p>
+                  <w:pPr>
+                    <w:adjustRightInd w:val="0"/>
+                    <w:snapToGrid w:val="0"/>
+                    <w:spacing w:line="460" w:lineRule="atLeast"/>
+                    <w:rPr>
+                      <w:szCs w:val="21"/>
+                    </w:rPr>
+                  </w:pPr>
+                  <w:r>
+                    <w:rPr>
+                      <w:rFonts w:hint="eastAsia"/>
+                      <w:szCs w:val="21"/>
+                    </w:rPr>
+                    <w:t>选定编程规范</w:t>
+                  </w:r>
+                </w:p>
+              </w:tc>
+              <w:tc>
+                <w:tcPr>
+                  <w:tcW w:w="2359" w:type="dxa"/>
+                </w:tcPr>
+                <w:p>
+                  <w:pPr>
+                    <w:adjustRightInd w:val="0"/>
+                    <w:snapToGrid w:val="0"/>
+                    <w:spacing w:line="460" w:lineRule="atLeast"/>
+                    <w:rPr>
+                      <w:szCs w:val="21"/>
+                    </w:rPr>
+                  </w:pPr>
+                  <w:r>
+                    <w:rPr>
+                      <w:rFonts w:hint="eastAsia"/>
+                      <w:szCs w:val="21"/>
+                    </w:rPr>
+                    <w:t>7.14-7.15</w:t>
+                  </w:r>
+                </w:p>
+              </w:tc>
+              <w:tc>
+                <w:tcPr>
+                  <w:tcW w:w="1823" w:type="dxa"/>
+                </w:tcPr>
+                <w:p>
+                  <w:pPr>
+                    <w:adjustRightInd w:val="0"/>
+                    <w:snapToGrid w:val="0"/>
+                    <w:spacing w:line="460" w:lineRule="atLeast"/>
+                    <w:rPr>
+                      <w:szCs w:val="21"/>
+                    </w:rPr>
+                  </w:pPr>
+                  <w:r>
+                    <w:rPr>
+                      <w:rFonts w:hint="eastAsia"/>
+                      <w:szCs w:val="21"/>
+                    </w:rPr>
+                    <w:t>王程颢，崔鸣扬</w:t>
                   </w:r>
                 </w:p>
               </w:tc>
@@ -671,73 +708,65 @@
                     <w:snapToGrid w:val="0"/>
                     <w:spacing w:line="460" w:lineRule="atLeast"/>
                     <w:rPr>
-                      <w:rFonts w:hint="eastAsia"/>
-                      <w:szCs w:val="21"/>
-                    </w:rPr>
-                  </w:pPr>
-                  <w:r>
-                    <w:rPr>
-                      <w:rFonts w:hint="eastAsia"/>
-                      <w:szCs w:val="21"/>
-                    </w:rPr>
-                    <w:t>完成</w:t>
-                  </w:r>
-                  <w:r>
-                    <w:rPr>
-                      <w:szCs w:val="21"/>
-                    </w:rPr>
-                    <w:t>use-case</w:t>
-                  </w:r>
-                  <w:r>
-                    <w:rPr>
-                      <w:rFonts w:hint="eastAsia"/>
-                      <w:szCs w:val="21"/>
-                    </w:rPr>
-                    <w:t>图初稿</w:t>
-                  </w:r>
-                </w:p>
-              </w:tc>
-              <w:tc>
-                <w:tcPr>
-                  <w:tcW w:w="2091" w:type="dxa"/>
-                </w:tcPr>
-                <w:p>
-                  <w:pPr>
-                    <w:adjustRightInd w:val="0"/>
-                    <w:snapToGrid w:val="0"/>
-                    <w:spacing w:line="460" w:lineRule="atLeast"/>
-                    <w:rPr>
-                      <w:szCs w:val="21"/>
-                    </w:rPr>
-                  </w:pPr>
-                  <w:r>
-                    <w:rPr>
-                      <w:rFonts w:hint="eastAsia"/>
-                      <w:szCs w:val="21"/>
-                    </w:rPr>
-                    <w:t>7.7-7.8</w:t>
-                  </w:r>
-                </w:p>
-              </w:tc>
-              <w:tc>
-                <w:tcPr>
-                  <w:tcW w:w="2091" w:type="dxa"/>
-                </w:tcPr>
-                <w:p>
-                  <w:pPr>
-                    <w:adjustRightInd w:val="0"/>
-                    <w:snapToGrid w:val="0"/>
-                    <w:spacing w:line="460" w:lineRule="atLeast"/>
-                    <w:rPr>
-                      <w:szCs w:val="21"/>
-                    </w:rPr>
-                  </w:pPr>
-                  <w:r>
-                    <w:rPr>
-                      <w:rFonts w:hint="eastAsia"/>
-                      <w:szCs w:val="21"/>
-                    </w:rPr>
-                    <w:t>王程颢</w:t>
+                      <w:szCs w:val="21"/>
+                    </w:rPr>
+                  </w:pPr>
+                  <w:r>
+                    <w:rPr>
+                      <w:szCs w:val="21"/>
+                    </w:rPr>
+                    <w:t>撰写和评审软件架构文档</w:t>
+                  </w:r>
+                </w:p>
+              </w:tc>
+              <w:tc>
+                <w:tcPr>
+                  <w:tcW w:w="2359" w:type="dxa"/>
+                </w:tcPr>
+                <w:p>
+                  <w:pPr>
+                    <w:adjustRightInd w:val="0"/>
+                    <w:snapToGrid w:val="0"/>
+                    <w:spacing w:line="460" w:lineRule="atLeast"/>
+                    <w:rPr>
+                      <w:szCs w:val="21"/>
+                    </w:rPr>
+                  </w:pPr>
+                  <w:r>
+                    <w:rPr>
+                      <w:rFonts w:hint="eastAsia"/>
+                      <w:szCs w:val="21"/>
+                    </w:rPr>
+                    <w:t>7.15-7.16</w:t>
+                  </w:r>
+                </w:p>
+              </w:tc>
+              <w:tc>
+                <w:tcPr>
+                  <w:tcW w:w="1823" w:type="dxa"/>
+                </w:tcPr>
+                <w:p>
+                  <w:pPr>
+                    <w:adjustRightInd w:val="0"/>
+                    <w:snapToGrid w:val="0"/>
+                    <w:spacing w:line="460" w:lineRule="atLeast"/>
+                    <w:rPr>
+                      <w:szCs w:val="21"/>
+                    </w:rPr>
+                  </w:pPr>
+                  <w:r>
+                    <w:rPr>
+                      <w:rFonts w:hint="eastAsia"/>
+                      <w:szCs w:val="21"/>
+                    </w:rPr>
+                    <w:t>孙睿阳</w:t>
+                  </w:r>
+                  <w:r>
+                    <w:rPr>
+                      <w:rFonts w:hint="eastAsia"/>
+                      <w:szCs w:val="21"/>
+                    </w:rPr>
+                    <w:t>，常淼淼</w:t>
                   </w:r>
                 </w:p>
               </w:tc>
@@ -782,72 +811,66 @@
                     <w:rPr>
                       <w:rFonts w:hint="eastAsia"/>
                     </w:rPr>
-                    <w:t>选择</w:t>
-                  </w:r>
-                  <w:r>
-                    <w:t>界面原型开发语言、工具和框架，</w:t>
-                  </w:r>
-                  <w:r>
-                    <w:rPr>
-                      <w:rFonts w:hint="eastAsia"/>
-                    </w:rPr>
-                    <w:t>学习新技术，制作</w:t>
-                  </w:r>
-                  <w:r>
-                    <w:t>demo</w:t>
-                  </w:r>
-                  <w:r>
-                    <w:rPr>
-                      <w:rFonts w:hint="eastAsia"/>
-                    </w:rPr>
-                    <w:t>，更新</w:t>
-                  </w:r>
-                  <w:r>
-                    <w:t>use-case</w:t>
-                  </w:r>
-                </w:p>
-              </w:tc>
-              <w:tc>
-                <w:tcPr>
-                  <w:tcW w:w="2091" w:type="dxa"/>
-                </w:tcPr>
-                <w:p>
-                  <w:pPr>
-                    <w:adjustRightInd w:val="0"/>
-                    <w:snapToGrid w:val="0"/>
-                    <w:spacing w:line="460" w:lineRule="atLeast"/>
-                    <w:rPr>
-                      <w:szCs w:val="21"/>
-                    </w:rPr>
-                  </w:pPr>
-                  <w:r>
-                    <w:rPr>
-                      <w:rFonts w:hint="eastAsia"/>
-                      <w:szCs w:val="21"/>
-                    </w:rPr>
-                    <w:t>7.8-7.10</w:t>
-                  </w:r>
-                </w:p>
-              </w:tc>
-              <w:tc>
-                <w:tcPr>
-                  <w:tcW w:w="2091" w:type="dxa"/>
-                </w:tcPr>
-                <w:p>
-                  <w:pPr>
-                    <w:adjustRightInd w:val="0"/>
-                    <w:snapToGrid w:val="0"/>
-                    <w:spacing w:line="460" w:lineRule="atLeast"/>
-                    <w:rPr>
-                      <w:szCs w:val="21"/>
-                    </w:rPr>
-                  </w:pPr>
-                  <w:r>
-                    <w:rPr>
-                      <w:rFonts w:hint="eastAsia"/>
-                      <w:szCs w:val="21"/>
-                    </w:rPr>
-                    <w:t>崔鸣扬，王程颢</w:t>
+                    <w:t>完成数据库与接口设计，</w:t>
+                  </w:r>
+                  <w:r>
+                    <w:t>补充接口</w:t>
+                  </w:r>
+                  <w:r>
+                    <w:rPr>
+                      <w:rFonts w:hint="eastAsia"/>
+                    </w:rPr>
+                    <w:t>的相关规约</w:t>
+                  </w:r>
+                  <w:r>
+                    <w:rPr>
+                      <w:rFonts w:hint="eastAsia"/>
+                    </w:rPr>
+                    <w:t>，搜寻口语模块数据源</w:t>
+                  </w:r>
+                </w:p>
+              </w:tc>
+              <w:tc>
+                <w:tcPr>
+                  <w:tcW w:w="2359" w:type="dxa"/>
+                </w:tcPr>
+                <w:p>
+                  <w:pPr>
+                    <w:adjustRightInd w:val="0"/>
+                    <w:snapToGrid w:val="0"/>
+                    <w:spacing w:line="460" w:lineRule="atLeast"/>
+                    <w:rPr>
+                      <w:szCs w:val="21"/>
+                    </w:rPr>
+                  </w:pPr>
+                  <w:r>
+                    <w:rPr>
+                      <w:rFonts w:hint="eastAsia"/>
+                      <w:szCs w:val="21"/>
+                    </w:rPr>
+                    <w:t>7.16-7.17</w:t>
+                  </w:r>
+                </w:p>
+              </w:tc>
+              <w:tc>
+                <w:tcPr>
+                  <w:tcW w:w="1823" w:type="dxa"/>
+                </w:tcPr>
+                <w:p>
+                  <w:pPr>
+                    <w:adjustRightInd w:val="0"/>
+                    <w:snapToGrid w:val="0"/>
+                    <w:spacing w:line="460" w:lineRule="atLeast"/>
+                    <w:rPr>
+                      <w:szCs w:val="21"/>
+                    </w:rPr>
+                  </w:pPr>
+                  <w:r>
+                    <w:rPr>
+                      <w:rFonts w:hint="eastAsia"/>
+                      <w:szCs w:val="21"/>
+                    </w:rPr>
+                    <w:t>孙睿阳，崔鸣扬</w:t>
                   </w:r>
                 </w:p>
               </w:tc>
@@ -889,57 +912,104 @@
                     </w:rPr>
                   </w:pPr>
                   <w:r>
+                    <w:rPr>
+                      <w:szCs w:val="21"/>
+                    </w:rPr>
                     <w:t>实现</w:t>
                   </w:r>
                   <w:r>
-                    <w:t>Web</w:t>
-                  </w:r>
-                  <w:r>
-                    <w:t>端静态主要界面原型</w:t>
-                  </w:r>
-                </w:p>
-              </w:tc>
-              <w:tc>
-                <w:tcPr>
-                  <w:tcW w:w="2091" w:type="dxa"/>
-                </w:tcPr>
-                <w:p>
-                  <w:pPr>
-                    <w:adjustRightInd w:val="0"/>
-                    <w:snapToGrid w:val="0"/>
-                    <w:spacing w:line="460" w:lineRule="atLeast"/>
-                    <w:rPr>
-                      <w:szCs w:val="21"/>
-                    </w:rPr>
-                  </w:pPr>
-                  <w:r>
-                    <w:rPr>
-                      <w:rFonts w:hint="eastAsia"/>
-                      <w:szCs w:val="21"/>
-                    </w:rPr>
-                    <w:t>7.8-7.11</w:t>
-                  </w:r>
-                </w:p>
-              </w:tc>
-              <w:tc>
-                <w:tcPr>
-                  <w:tcW w:w="2091" w:type="dxa"/>
-                </w:tcPr>
-                <w:p>
-                  <w:pPr>
-                    <w:adjustRightInd w:val="0"/>
-                    <w:snapToGrid w:val="0"/>
-                    <w:spacing w:line="460" w:lineRule="atLeast"/>
-                    <w:rPr>
-                      <w:szCs w:val="21"/>
-                    </w:rPr>
-                  </w:pPr>
-                  <w:r>
-                    <w:rPr>
-                      <w:rFonts w:hint="eastAsia"/>
-                      <w:szCs w:val="21"/>
-                    </w:rPr>
-                    <w:t>崔鸣扬</w:t>
+                    <w:rPr>
+                      <w:rFonts w:hint="eastAsia"/>
+                      <w:szCs w:val="21"/>
+                    </w:rPr>
+                    <w:t>口语</w:t>
+                  </w:r>
+                  <w:r>
+                    <w:rPr>
+                      <w:szCs w:val="21"/>
+                    </w:rPr>
+                    <w:t>场景列表、创建</w:t>
+                  </w:r>
+                  <w:r>
+                    <w:rPr>
+                      <w:szCs w:val="21"/>
+                    </w:rPr>
+                    <w:t xml:space="preserve"> session</w:t>
+                  </w:r>
+                  <w:r>
+                    <w:rPr>
+                      <w:szCs w:val="21"/>
+                    </w:rPr>
+                    <w:t>、发送文本、回复、保存历史</w:t>
+                  </w:r>
+                  <w:r>
+                    <w:rPr>
+                      <w:rFonts w:hint="eastAsia"/>
+                      <w:szCs w:val="21"/>
+                    </w:rPr>
+                    <w:t>等口语页功能</w:t>
+                  </w:r>
+                  <w:r>
+                    <w:rPr>
+                      <w:szCs w:val="21"/>
+                    </w:rPr>
+                    <w:t>；预留真实</w:t>
+                  </w:r>
+                  <w:r>
+                    <w:rPr>
+                      <w:szCs w:val="21"/>
+                    </w:rPr>
+                    <w:t xml:space="preserve"> Agent </w:t>
+                  </w:r>
+                  <w:r>
+                    <w:rPr>
+                      <w:szCs w:val="21"/>
+                    </w:rPr>
+                    <w:t>接口</w:t>
+                  </w:r>
+                </w:p>
+              </w:tc>
+              <w:tc>
+                <w:tcPr>
+                  <w:tcW w:w="2359" w:type="dxa"/>
+                </w:tcPr>
+                <w:p>
+                  <w:pPr>
+                    <w:adjustRightInd w:val="0"/>
+                    <w:snapToGrid w:val="0"/>
+                    <w:spacing w:line="460" w:lineRule="atLeast"/>
+                    <w:rPr>
+                      <w:szCs w:val="21"/>
+                    </w:rPr>
+                  </w:pPr>
+                  <w:r>
+                    <w:rPr>
+                      <w:rFonts w:hint="eastAsia"/>
+                      <w:szCs w:val="21"/>
+                    </w:rPr>
+                    <w:t>7.17-7.20</w:t>
+                  </w:r>
+                </w:p>
+              </w:tc>
+              <w:tc>
+                <w:tcPr>
+                  <w:tcW w:w="1823" w:type="dxa"/>
+                </w:tcPr>
+                <w:p>
+                  <w:pPr>
+                    <w:adjustRightInd w:val="0"/>
+                    <w:snapToGrid w:val="0"/>
+                    <w:spacing w:line="460" w:lineRule="atLeast"/>
+                    <w:rPr>
+                      <w:szCs w:val="21"/>
+                    </w:rPr>
+                  </w:pPr>
+                  <w:r>
+                    <w:rPr>
+                      <w:rFonts w:hint="eastAsia"/>
+                      <w:szCs w:val="21"/>
+                    </w:rPr>
+                    <w:t>常淼淼</w:t>
                   </w:r>
                 </w:p>
               </w:tc>
@@ -981,66 +1051,60 @@
                     </w:rPr>
                   </w:pPr>
                   <w:r>
-                    <w:rPr>
-                      <w:rFonts w:hint="eastAsia"/>
-                    </w:rPr>
-                    <w:t>小组内部评审</w:t>
-                  </w:r>
-                  <w:r>
-                    <w:t xml:space="preserve">Vision </w:t>
-                  </w:r>
-                  <w:r>
-                    <w:t>文档、</w:t>
-                  </w:r>
-                  <w:r>
-                    <w:t xml:space="preserve">use-case </w:t>
-                  </w:r>
-                  <w:r>
-                    <w:t>模型和界面原型，记录问题并进行修改</w:t>
-                  </w:r>
-                </w:p>
-              </w:tc>
-              <w:tc>
-                <w:tcPr>
-                  <w:tcW w:w="2091" w:type="dxa"/>
-                </w:tcPr>
-                <w:p>
-                  <w:pPr>
-                    <w:adjustRightInd w:val="0"/>
-                    <w:snapToGrid w:val="0"/>
-                    <w:spacing w:line="460" w:lineRule="atLeast"/>
-                    <w:rPr>
-                      <w:szCs w:val="21"/>
-                    </w:rPr>
-                  </w:pPr>
-                  <w:r>
-                    <w:rPr>
-                      <w:rFonts w:hint="eastAsia"/>
-                      <w:szCs w:val="21"/>
-                    </w:rPr>
-                    <w:t>7.11-7.12</w:t>
-                  </w:r>
-                </w:p>
-              </w:tc>
-              <w:tc>
-                <w:tcPr>
-                  <w:tcW w:w="2091" w:type="dxa"/>
-                </w:tcPr>
-                <w:p>
-                  <w:pPr>
-                    <w:adjustRightInd w:val="0"/>
-                    <w:snapToGrid w:val="0"/>
-                    <w:spacing w:line="460" w:lineRule="atLeast"/>
-                    <w:rPr>
-                      <w:szCs w:val="21"/>
-                    </w:rPr>
-                  </w:pPr>
-                  <w:r>
-                    <w:rPr>
-                      <w:rFonts w:hint="eastAsia"/>
-                      <w:szCs w:val="21"/>
-                    </w:rPr>
-                    <w:t>全体成员</w:t>
+                    <w:t>实现题库基础数据结构</w:t>
+                  </w:r>
+                  <w:r>
+                    <w:rPr>
+                      <w:rFonts w:hint="eastAsia"/>
+                    </w:rPr>
+                    <w:t>，</w:t>
+                  </w:r>
+                  <w:r>
+                    <w:t>完成题目查询、按模块获取练习题、提交答题结果等接口</w:t>
+                  </w:r>
+                </w:p>
+              </w:tc>
+              <w:tc>
+                <w:tcPr>
+                  <w:tcW w:w="2359" w:type="dxa"/>
+                </w:tcPr>
+                <w:p>
+                  <w:pPr>
+                    <w:adjustRightInd w:val="0"/>
+                    <w:snapToGrid w:val="0"/>
+                    <w:spacing w:line="460" w:lineRule="atLeast"/>
+                    <w:rPr>
+                      <w:szCs w:val="21"/>
+                    </w:rPr>
+                  </w:pPr>
+                  <w:r>
+                    <w:rPr>
+                      <w:rFonts w:hint="eastAsia"/>
+                      <w:szCs w:val="21"/>
+                    </w:rPr>
+                    <w:t>7.17-7.20</w:t>
+                  </w:r>
+                </w:p>
+              </w:tc>
+              <w:tc>
+                <w:tcPr>
+                  <w:tcW w:w="1823" w:type="dxa"/>
+                </w:tcPr>
+                <w:p>
+                  <w:pPr>
+                    <w:adjustRightInd w:val="0"/>
+                    <w:snapToGrid w:val="0"/>
+                    <w:spacing w:line="460" w:lineRule="atLeast"/>
+                    <w:rPr>
+                      <w:szCs w:val="21"/>
+                    </w:rPr>
+                  </w:pPr>
+                  <w:r>
+                    <w:rPr>
+                      <w:rFonts w:hint="eastAsia"/>
+                      <w:szCs w:val="21"/>
+                    </w:rPr>
+                    <w:t>王程颢</w:t>
                   </w:r>
                 </w:p>
               </w:tc>
@@ -1082,45 +1146,254 @@
                     </w:rPr>
                   </w:pPr>
                   <w:r>
-                    <w:rPr>
-                      <w:rFonts w:hint="eastAsia"/>
-                      <w:szCs w:val="21"/>
-                    </w:rPr>
-                    <w:t>整理评审记录，编写迭代评估报告，以及相应汇报</w:t>
-                  </w:r>
-                  <w:r>
-                    <w:rPr>
-                      <w:szCs w:val="21"/>
-                    </w:rPr>
-                    <w:t>PPT</w:t>
-                  </w:r>
-                </w:p>
-              </w:tc>
-              <w:tc>
-                <w:tcPr>
-                  <w:tcW w:w="2091" w:type="dxa"/>
-                </w:tcPr>
-                <w:p>
-                  <w:pPr>
-                    <w:adjustRightInd w:val="0"/>
-                    <w:snapToGrid w:val="0"/>
-                    <w:spacing w:line="460" w:lineRule="atLeast"/>
-                    <w:rPr>
-                      <w:szCs w:val="21"/>
-                    </w:rPr>
-                  </w:pPr>
-                  <w:r>
-                    <w:rPr>
-                      <w:rFonts w:hint="eastAsia"/>
-                      <w:szCs w:val="21"/>
-                    </w:rPr>
-                    <w:t>7.12-7.13</w:t>
-                  </w:r>
-                </w:p>
-              </w:tc>
-              <w:tc>
-                <w:tcPr>
-                  <w:tcW w:w="2091" w:type="dxa"/>
+                    <w:t>实现简化版复习间隔计算</w:t>
+                  </w:r>
+                  <w:r>
+                    <w:rPr>
+                      <w:rFonts w:hint="eastAsia"/>
+                    </w:rPr>
+                    <w:t>，</w:t>
+                  </w:r>
+                  <w:r>
+                    <w:t>根据答题正确率或评分更新掌握度、下次复习时间</w:t>
+                  </w:r>
+                </w:p>
+              </w:tc>
+              <w:tc>
+                <w:tcPr>
+                  <w:tcW w:w="2359" w:type="dxa"/>
+                </w:tcPr>
+                <w:p>
+                  <w:pPr>
+                    <w:adjustRightInd w:val="0"/>
+                    <w:snapToGrid w:val="0"/>
+                    <w:spacing w:line="460" w:lineRule="atLeast"/>
+                    <w:rPr>
+                      <w:szCs w:val="21"/>
+                    </w:rPr>
+                  </w:pPr>
+                  <w:r>
+                    <w:rPr>
+                      <w:rFonts w:hint="eastAsia"/>
+                      <w:szCs w:val="21"/>
+                    </w:rPr>
+                    <w:t>7.19-7.22</w:t>
+                  </w:r>
+                </w:p>
+              </w:tc>
+              <w:tc>
+                <w:tcPr>
+                  <w:tcW w:w="1823" w:type="dxa"/>
+                </w:tcPr>
+                <w:p>
+                  <w:pPr>
+                    <w:adjustRightInd w:val="0"/>
+                    <w:snapToGrid w:val="0"/>
+                    <w:spacing w:line="460" w:lineRule="atLeast"/>
+                    <w:rPr>
+                      <w:szCs w:val="21"/>
+                    </w:rPr>
+                  </w:pPr>
+                  <w:r>
+                    <w:rPr>
+                      <w:rFonts w:hint="eastAsia"/>
+                      <w:szCs w:val="21"/>
+                    </w:rPr>
+                    <w:t>孙睿阳</w:t>
+                  </w:r>
+                </w:p>
+              </w:tc>
+            </w:tr>
+            <w:tr>
+              <w:tc>
+                <w:tcPr>
+                  <w:tcW w:w="704" w:type="dxa"/>
+                </w:tcPr>
+                <w:p>
+                  <w:pPr>
+                    <w:adjustRightInd w:val="0"/>
+                    <w:snapToGrid w:val="0"/>
+                    <w:spacing w:line="460" w:lineRule="atLeast"/>
+                    <w:rPr>
+                      <w:szCs w:val="21"/>
+                    </w:rPr>
+                  </w:pPr>
+                  <w:r>
+                    <w:rPr>
+                      <w:rFonts w:hint="eastAsia"/>
+                      <w:szCs w:val="21"/>
+                    </w:rPr>
+                    <w:t>8</w:t>
+                  </w:r>
+                </w:p>
+              </w:tc>
+              <w:tc>
+                <w:tcPr>
+                  <w:tcW w:w="3476" w:type="dxa"/>
+                </w:tcPr>
+                <w:p>
+                  <w:pPr>
+                    <w:adjustRightInd w:val="0"/>
+                    <w:snapToGrid w:val="0"/>
+                    <w:spacing w:line="460" w:lineRule="atLeast"/>
+                  </w:pPr>
+                  <w:r>
+                    <w:rPr>
+                      <w:rFonts w:hint="eastAsia"/>
+                    </w:rPr>
+                    <w:t>检测技术原型，</w:t>
+                  </w:r>
+                  <w:r>
+                    <w:t>使用</w:t>
+                  </w:r>
+                  <w:r>
+                    <w:t xml:space="preserve"> Postman</w:t>
+                  </w:r>
+                  <w:r>
+                    <w:t>或简单测试用例验证核心接口</w:t>
+                  </w:r>
+                </w:p>
+              </w:tc>
+              <w:tc>
+                <w:tcPr>
+                  <w:tcW w:w="2359" w:type="dxa"/>
+                </w:tcPr>
+                <w:p>
+                  <w:pPr>
+                    <w:adjustRightInd w:val="0"/>
+                    <w:snapToGrid w:val="0"/>
+                    <w:spacing w:line="460" w:lineRule="atLeast"/>
+                    <w:rPr>
+                      <w:szCs w:val="21"/>
+                    </w:rPr>
+                  </w:pPr>
+                  <w:r>
+                    <w:rPr>
+                      <w:rFonts w:hint="eastAsia"/>
+                      <w:szCs w:val="21"/>
+                    </w:rPr>
+                    <w:t>7.21-7.22</w:t>
+                  </w:r>
+                </w:p>
+                <w:p>
+                  <w:pPr>
+                    <w:adjustRightInd w:val="0"/>
+                    <w:snapToGrid w:val="0"/>
+                    <w:spacing w:line="460" w:lineRule="atLeast"/>
+                    <w:rPr>
+                      <w:szCs w:val="21"/>
+                    </w:rPr>
+                  </w:pPr>
+                  <w:r>
+                    <w:rPr>
+                      <w:rFonts w:hint="eastAsia"/>
+                      <w:szCs w:val="21"/>
+                    </w:rPr>
+                    <w:t>（各模块在开发时也应有细粒度的检测）</w:t>
+                  </w:r>
+                </w:p>
+              </w:tc>
+              <w:tc>
+                <w:tcPr>
+                  <w:tcW w:w="1823" w:type="dxa"/>
+                </w:tcPr>
+                <w:p>
+                  <w:pPr>
+                    <w:adjustRightInd w:val="0"/>
+                    <w:snapToGrid w:val="0"/>
+                    <w:spacing w:line="460" w:lineRule="atLeast"/>
+                    <w:rPr>
+                      <w:szCs w:val="21"/>
+                    </w:rPr>
+                  </w:pPr>
+                  <w:r>
+                    <w:rPr>
+                      <w:rFonts w:hint="eastAsia"/>
+                      <w:szCs w:val="21"/>
+                    </w:rPr>
+                    <w:t>崔鸣扬</w:t>
+                  </w:r>
+                </w:p>
+              </w:tc>
+            </w:tr>
+            <w:tr>
+              <w:tc>
+                <w:tcPr>
+                  <w:tcW w:w="704" w:type="dxa"/>
+                </w:tcPr>
+                <w:p>
+                  <w:pPr>
+                    <w:adjustRightInd w:val="0"/>
+                    <w:snapToGrid w:val="0"/>
+                    <w:spacing w:line="460" w:lineRule="atLeast"/>
+                    <w:rPr>
+                      <w:szCs w:val="21"/>
+                    </w:rPr>
+                  </w:pPr>
+                  <w:r>
+                    <w:rPr>
+                      <w:rFonts w:hint="eastAsia"/>
+                      <w:szCs w:val="21"/>
+                    </w:rPr>
+                    <w:t>9</w:t>
+                  </w:r>
+                </w:p>
+              </w:tc>
+              <w:tc>
+                <w:tcPr>
+                  <w:tcW w:w="3476" w:type="dxa"/>
+                </w:tcPr>
+                <w:p>
+                  <w:pPr>
+                    <w:adjustRightInd w:val="0"/>
+                    <w:snapToGrid w:val="0"/>
+                    <w:spacing w:line="460" w:lineRule="atLeast"/>
+                    <w:rPr>
+                      <w:rFonts w:hint="eastAsia"/>
+                    </w:rPr>
+                  </w:pPr>
+                  <w:r>
+                    <w:t>根据测试结果修复问题；组内评审架构文档、</w:t>
+                  </w:r>
+                  <w:r>
+                    <w:t xml:space="preserve">API </w:t>
+                  </w:r>
+                  <w:r>
+                    <w:t>文档和原型实现</w:t>
+                  </w:r>
+                  <w:r>
+                    <w:rPr>
+                      <w:rFonts w:hint="eastAsia"/>
+                    </w:rPr>
+                    <w:t>；编写迭代评估报告</w:t>
+                  </w:r>
+                </w:p>
+              </w:tc>
+              <w:tc>
+                <w:tcPr>
+                  <w:tcW w:w="2359" w:type="dxa"/>
+                </w:tcPr>
+                <w:p>
+                  <w:pPr>
+                    <w:adjustRightInd w:val="0"/>
+                    <w:snapToGrid w:val="0"/>
+                    <w:spacing w:line="460" w:lineRule="atLeast"/>
+                    <w:rPr>
+                      <w:szCs w:val="21"/>
+                    </w:rPr>
+                  </w:pPr>
+                  <w:r>
+                    <w:rPr>
+                      <w:rFonts w:hint="eastAsia"/>
+                      <w:szCs w:val="21"/>
+                    </w:rPr>
+                    <w:t>7.22-7.24</w:t>
+                  </w:r>
+                </w:p>
+              </w:tc>
+              <w:tc>
+                <w:tcPr>
+                  <w:tcW w:w="1823" w:type="dxa"/>
                 </w:tcPr>
                 <w:p>
                   <w:pPr>
@@ -1137,6 +1410,13 @@
                       <w:szCs w:val="21"/>
                     </w:rPr>
                     <w:t>常淼淼，孙睿阳</w:t>
+                  </w:r>
+                  <w:r>
+                    <w:rPr>
+                      <w:rFonts w:hint="eastAsia"/>
+                      <w:szCs w:val="21"/>
+                    </w:rPr>
+                    <w:t>，王程颢</w:t>
                   </w:r>
                 </w:p>
               </w:tc>
@@ -1197,60 +1477,24 @@
           </w:p>
           <w:p>
             <w:pPr>
-              <w:tabs>
-                <w:tab w:val="left" w:pos="915"/>
-              </w:tabs>
               <w:adjustRightInd w:val="0"/>
               <w:snapToGrid w:val="0"/>
               <w:spacing w:line="460" w:lineRule="atLeast"/>
-              <w:rPr>
-                <w:szCs w:val="21"/>
-              </w:rPr>
             </w:pPr>
             <w:r>
-              <w:rPr>
-                <w:szCs w:val="21"/>
-              </w:rPr>
-              <w:t>Vision</w:t>
-            </w:r>
-            <w:r>
-              <w:rPr>
-                <w:rFonts w:hint="eastAsia"/>
-                <w:szCs w:val="21"/>
-              </w:rPr>
-              <w:t>文档、用例模型、</w:t>
-            </w:r>
-            <w:r>
-              <w:rPr>
-                <w:szCs w:val="21"/>
-              </w:rPr>
-              <w:t>Web</w:t>
-            </w:r>
-            <w:r>
-              <w:rPr>
-                <w:rFonts w:hint="eastAsia"/>
-                <w:szCs w:val="21"/>
-              </w:rPr>
-              <w:t>端静态界面原型、迭代评估报告、</w:t>
-            </w:r>
-            <w:r>
-              <w:rPr>
-                <w:szCs w:val="21"/>
-              </w:rPr>
-              <w:t>GitHub</w:t>
-            </w:r>
-            <w:r>
-              <w:rPr>
-                <w:rFonts w:hint="eastAsia"/>
-                <w:szCs w:val="21"/>
-              </w:rPr>
-              <w:t>项目仓库、汇报</w:t>
-            </w:r>
-            <w:r>
-              <w:rPr>
-                <w:szCs w:val="21"/>
-              </w:rPr>
-              <w:t>PPT</w:t>
+              <w:t>口语</w:t>
+            </w:r>
+            <w:r>
+              <w:t xml:space="preserve"> Agent </w:t>
+            </w:r>
+            <w:r>
+              <w:t>对话后端原型</w:t>
+            </w:r>
+            <w:r>
+              <w:rPr>
+                <w:rFonts w:hint="eastAsia"/>
+              </w:rPr>
+              <w:t>；</w:t>
             </w:r>
           </w:p>
           <w:p>
@@ -1258,10 +1502,69 @@
               <w:adjustRightInd w:val="0"/>
               <w:snapToGrid w:val="0"/>
               <w:spacing w:line="460" w:lineRule="atLeast"/>
-              <w:rPr>
-                <w:szCs w:val="21"/>
-              </w:rPr>
             </w:pPr>
+            <w:r>
+              <w:lastRenderedPageBreak/>
+              <w:t>口语练习数据持久化</w:t>
+            </w:r>
+            <w:r>
+              <w:rPr>
+                <w:rFonts w:hint="eastAsia"/>
+              </w:rPr>
+              <w:t>；</w:t>
+            </w:r>
+          </w:p>
+          <w:p>
+            <w:pPr>
+              <w:adjustRightInd w:val="0"/>
+              <w:snapToGrid w:val="0"/>
+              <w:spacing w:line="460" w:lineRule="atLeast"/>
+            </w:pPr>
+            <w:r>
+              <w:t>词汇与语法题库后端接入</w:t>
+            </w:r>
+            <w:r>
+              <w:rPr>
+                <w:rFonts w:hint="eastAsia"/>
+              </w:rPr>
+              <w:t>；</w:t>
+            </w:r>
+          </w:p>
+          <w:p>
+            <w:pPr>
+              <w:adjustRightInd w:val="0"/>
+              <w:snapToGrid w:val="0"/>
+              <w:spacing w:line="460" w:lineRule="atLeast"/>
+            </w:pPr>
+            <w:r>
+              <w:t>FSRS</w:t>
+            </w:r>
+            <w:r>
+              <w:t>记忆算法原型接入</w:t>
+            </w:r>
+            <w:r>
+              <w:rPr>
+                <w:rFonts w:hint="eastAsia"/>
+              </w:rPr>
+              <w:t>；</w:t>
+            </w:r>
+          </w:p>
+          <w:p>
+            <w:pPr>
+              <w:adjustRightInd w:val="0"/>
+              <w:snapToGrid w:val="0"/>
+              <w:spacing w:line="460" w:lineRule="atLeast"/>
+              <w:rPr>
+                <w:szCs w:val="21"/>
+              </w:rPr>
+            </w:pPr>
+            <w:r>
+              <w:rPr>
+                <w:rFonts w:hint="eastAsia"/>
+                <w:szCs w:val="21"/>
+              </w:rPr>
+              <w:t>接口契约与前后端联调规范文档。</w:t>
+            </w:r>
           </w:p>
           <w:p>
             <w:pPr>
@@ -1299,431 +1602,1262 @@
                 <w:rFonts w:hint="eastAsia"/>
                 <w:szCs w:val="21"/>
               </w:rPr>
+              <w:lastRenderedPageBreak/>
               <w:t>主要的风险和应对方案：</w:t>
             </w:r>
           </w:p>
           <w:p>
             <w:pPr>
-              <w:adjustRightInd w:val="0"/>
-              <w:snapToGrid w:val="0"/>
-              <w:spacing w:line="460" w:lineRule="atLeast"/>
-              <w:rPr>
+              <w:pStyle w:val="a8"/>
+              <w:numPr>
+                <w:ilvl w:val="0"/>
+                <w:numId w:val="2"/>
+              </w:numPr>
+              <w:rPr>
+                <w:sz w:val="21"/>
                 <w:szCs w:val="21"/>
               </w:rPr>
             </w:pPr>
             <w:r>
               <w:rPr>
-                <w:rFonts w:hint="eastAsia"/>
-                <w:szCs w:val="21"/>
-              </w:rPr>
-              <w:t xml:space="preserve">1. </w:t>
-            </w:r>
-            <w:r>
-              <w:rPr>
-                <w:rFonts w:hint="eastAsia"/>
-                <w:szCs w:val="21"/>
-              </w:rPr>
-              <w:t>需求范围不清，导致界面原型和用例文档方向不一致。</w:t>
+                <w:rStyle w:val="ab"/>
+                <w:sz w:val="21"/>
+                <w:szCs w:val="21"/>
+              </w:rPr>
+              <w:t xml:space="preserve">Agent </w:t>
+            </w:r>
+            <w:r>
+              <w:rPr>
+                <w:rStyle w:val="ab"/>
+                <w:sz w:val="21"/>
+                <w:szCs w:val="21"/>
+              </w:rPr>
+              <w:t>服务无法稳定接入</w:t>
+            </w:r>
+            <w:r>
+              <w:rPr>
+                <w:rStyle w:val="ab"/>
+                <w:rFonts w:hint="eastAsia"/>
+                <w:b w:val="0"/>
+                <w:bCs/>
+                <w:sz w:val="21"/>
+                <w:szCs w:val="21"/>
+              </w:rPr>
+              <w:t>：</w:t>
+            </w:r>
+            <w:r>
+              <w:rPr>
+                <w:sz w:val="21"/>
+                <w:szCs w:val="21"/>
+              </w:rPr>
+              <w:t>口语模块依赖</w:t>
+            </w:r>
+            <w:r>
+              <w:rPr>
+                <w:sz w:val="21"/>
+                <w:szCs w:val="21"/>
+              </w:rPr>
+              <w:t xml:space="preserve"> Agent </w:t>
+            </w:r>
+            <w:r>
+              <w:rPr>
+                <w:sz w:val="21"/>
+                <w:szCs w:val="21"/>
+              </w:rPr>
+              <w:t>完成对话和评分，如果真实</w:t>
+            </w:r>
+            <w:r>
+              <w:rPr>
+                <w:sz w:val="21"/>
+                <w:szCs w:val="21"/>
+              </w:rPr>
+              <w:t xml:space="preserve"> Agent </w:t>
+            </w:r>
+            <w:r>
+              <w:rPr>
+                <w:sz w:val="21"/>
+                <w:szCs w:val="21"/>
+              </w:rPr>
+              <w:t>接口不可用、响应慢或费用受限，核心功能会被阻塞。</w:t>
+            </w:r>
+            <w:r>
+              <w:rPr>
+                <w:sz w:val="21"/>
+                <w:szCs w:val="21"/>
+              </w:rPr>
+              <w:br/>
+            </w:r>
+            <w:r>
+              <w:rPr>
+                <w:b/>
+                <w:bCs/>
+                <w:sz w:val="21"/>
+                <w:szCs w:val="21"/>
+              </w:rPr>
+              <w:t>应对方案</w:t>
+            </w:r>
+            <w:r>
+              <w:rPr>
+                <w:sz w:val="21"/>
+                <w:szCs w:val="21"/>
+              </w:rPr>
+              <w:t>：先定义统一</w:t>
+            </w:r>
+            <w:r>
+              <w:rPr>
+                <w:rFonts w:hint="eastAsia"/>
+                <w:sz w:val="21"/>
+                <w:szCs w:val="21"/>
+              </w:rPr>
+              <w:t xml:space="preserve"> </w:t>
+            </w:r>
+            <w:proofErr w:type="spellStart"/>
+            <w:r>
+              <w:rPr>
+                <w:rStyle w:val="HTML"/>
+                <w:rFonts w:ascii="Times New Roman" w:hAnsi="Times New Roman"/>
+              </w:rPr>
+              <w:t>AgentClient</w:t>
+            </w:r>
+            <w:proofErr w:type="spellEnd"/>
+            <w:r>
+              <w:rPr>
+                <w:rStyle w:val="HTML"/>
+                <w:rFonts w:ascii="Times New Roman" w:hAnsi="Times New Roman" w:hint="eastAsia"/>
+              </w:rPr>
+              <w:t xml:space="preserve"> </w:t>
+            </w:r>
+            <w:r>
+              <w:rPr>
+                <w:sz w:val="21"/>
+                <w:szCs w:val="21"/>
+              </w:rPr>
+              <w:t>接口，使用</w:t>
+            </w:r>
+            <w:r>
+              <w:rPr>
+                <w:sz w:val="21"/>
+                <w:szCs w:val="21"/>
+              </w:rPr>
+              <w:t xml:space="preserve"> mock </w:t>
+            </w:r>
+            <w:r>
+              <w:rPr>
+                <w:sz w:val="21"/>
+                <w:szCs w:val="21"/>
+              </w:rPr>
+              <w:t>回复脚本完成</w:t>
+            </w:r>
+            <w:r>
+              <w:rPr>
+                <w:sz w:val="21"/>
+                <w:szCs w:val="21"/>
+              </w:rPr>
+              <w:t>“</w:t>
+            </w:r>
+            <w:r>
+              <w:rPr>
+                <w:sz w:val="21"/>
+                <w:szCs w:val="21"/>
+              </w:rPr>
+              <w:t>创建</w:t>
+            </w:r>
+            <w:r>
+              <w:rPr>
+                <w:sz w:val="21"/>
+                <w:szCs w:val="21"/>
+              </w:rPr>
+              <w:t xml:space="preserve"> session-</w:t>
+            </w:r>
+            <w:r>
+              <w:rPr>
+                <w:sz w:val="21"/>
+                <w:szCs w:val="21"/>
+              </w:rPr>
+              <w:t>用户发言</w:t>
+            </w:r>
+            <w:r>
+              <w:rPr>
+                <w:sz w:val="21"/>
+                <w:szCs w:val="21"/>
+              </w:rPr>
+              <w:t xml:space="preserve">-Agent </w:t>
+            </w:r>
+            <w:r>
+              <w:rPr>
+                <w:sz w:val="21"/>
+                <w:szCs w:val="21"/>
+              </w:rPr>
+              <w:t>回复</w:t>
+            </w:r>
+            <w:r>
+              <w:rPr>
+                <w:sz w:val="21"/>
+                <w:szCs w:val="21"/>
+              </w:rPr>
+              <w:t>-</w:t>
+            </w:r>
+            <w:r>
+              <w:rPr>
+                <w:sz w:val="21"/>
+                <w:szCs w:val="21"/>
+              </w:rPr>
+              <w:t>保存历史</w:t>
+            </w:r>
+            <w:r>
+              <w:rPr>
+                <w:sz w:val="21"/>
+                <w:szCs w:val="21"/>
+              </w:rPr>
+              <w:t>”</w:t>
+            </w:r>
+            <w:r>
+              <w:rPr>
+                <w:sz w:val="21"/>
+                <w:szCs w:val="21"/>
+              </w:rPr>
+              <w:t>的闭环；后续真实</w:t>
+            </w:r>
+            <w:r>
+              <w:rPr>
+                <w:sz w:val="21"/>
+                <w:szCs w:val="21"/>
+              </w:rPr>
+              <w:t xml:space="preserve"> Agent</w:t>
+            </w:r>
+            <w:r>
+              <w:rPr>
+                <w:sz w:val="21"/>
+                <w:szCs w:val="21"/>
+              </w:rPr>
+              <w:t>只替换接口实现，并增加超时、重试和</w:t>
+            </w:r>
+            <w:r>
+              <w:rPr>
+                <w:rFonts w:hint="eastAsia"/>
+                <w:sz w:val="21"/>
+                <w:szCs w:val="21"/>
+              </w:rPr>
+              <w:t>缺省值</w:t>
+            </w:r>
+            <w:r>
+              <w:rPr>
+                <w:sz w:val="21"/>
+                <w:szCs w:val="21"/>
+              </w:rPr>
+              <w:t>回复</w:t>
+            </w:r>
+            <w:r>
+              <w:rPr>
+                <w:rFonts w:hint="eastAsia"/>
+                <w:sz w:val="21"/>
+                <w:szCs w:val="21"/>
+              </w:rPr>
+              <w:t>等异常处理方法</w:t>
+            </w:r>
+            <w:r>
+              <w:rPr>
+                <w:sz w:val="21"/>
+                <w:szCs w:val="21"/>
+              </w:rPr>
+              <w:t>。</w:t>
             </w:r>
           </w:p>
           <w:p>
             <w:pPr>
-              <w:adjustRightInd w:val="0"/>
-              <w:snapToGrid w:val="0"/>
-              <w:spacing w:line="460" w:lineRule="atLeast"/>
-              <w:rPr>
+              <w:pStyle w:val="a8"/>
+              <w:numPr>
+                <w:ilvl w:val="0"/>
+                <w:numId w:val="2"/>
+              </w:numPr>
+              <w:rPr>
+                <w:sz w:val="21"/>
                 <w:szCs w:val="21"/>
               </w:rPr>
             </w:pPr>
             <w:r>
               <w:rPr>
-                <w:rFonts w:hint="eastAsia"/>
-                <w:szCs w:val="21"/>
-              </w:rPr>
-              <w:t>应对方案：迭代初期统一</w:t>
-            </w:r>
-            <w:r>
-              <w:rPr>
-                <w:rFonts w:hint="eastAsia"/>
-                <w:szCs w:val="21"/>
-              </w:rPr>
-              <w:t>Vision</w:t>
-            </w:r>
-            <w:r>
-              <w:rPr>
-                <w:rFonts w:hint="eastAsia"/>
-                <w:szCs w:val="21"/>
-              </w:rPr>
-              <w:t>文档中的目标用户、核心功能和使用场景；完成初稿后进行组内评审，发现分歧及时调整。</w:t>
+                <w:rStyle w:val="ab"/>
+                <w:sz w:val="21"/>
+                <w:szCs w:val="21"/>
+              </w:rPr>
+              <w:t>前后端接口字段不一致，导致联调失败</w:t>
+            </w:r>
+            <w:r>
+              <w:rPr>
+                <w:rFonts w:hint="eastAsia"/>
+              </w:rPr>
+              <w:t>：</w:t>
+            </w:r>
+            <w:r>
+              <w:rPr>
+                <w:sz w:val="21"/>
+                <w:szCs w:val="21"/>
+              </w:rPr>
+              <w:t>口语、词汇、语法模块都依赖接口联调，一旦字段名、数据结构或错误格式不一致，页面可能无法渲染，影响整体展示。</w:t>
+            </w:r>
+            <w:r>
+              <w:rPr>
+                <w:sz w:val="21"/>
+                <w:szCs w:val="21"/>
+              </w:rPr>
+              <w:br/>
+            </w:r>
+            <w:r>
+              <w:rPr>
+                <w:b/>
+                <w:bCs/>
+                <w:sz w:val="21"/>
+                <w:szCs w:val="21"/>
+              </w:rPr>
+              <w:t>应对方案</w:t>
+            </w:r>
+            <w:r>
+              <w:rPr>
+                <w:sz w:val="21"/>
+                <w:szCs w:val="21"/>
+              </w:rPr>
+              <w:t>：</w:t>
+            </w:r>
+            <w:r>
+              <w:rPr>
+                <w:rFonts w:hint="eastAsia"/>
+                <w:sz w:val="21"/>
+                <w:szCs w:val="21"/>
+              </w:rPr>
+              <w:t>每次</w:t>
+            </w:r>
+            <w:r>
+              <w:rPr>
+                <w:rFonts w:hint="eastAsia"/>
+                <w:sz w:val="21"/>
+                <w:szCs w:val="21"/>
+              </w:rPr>
+              <w:t>后</w:t>
+            </w:r>
+            <w:r>
+              <w:rPr>
+                <w:sz w:val="21"/>
+                <w:szCs w:val="21"/>
+              </w:rPr>
+              <w:t>端开发前更新</w:t>
+            </w:r>
+            <w:r>
+              <w:rPr>
+                <w:sz w:val="21"/>
+                <w:szCs w:val="21"/>
+              </w:rPr>
+              <w:t xml:space="preserve"> </w:t>
+            </w:r>
+            <w:r>
+              <w:rPr>
+                <w:rStyle w:val="HTML"/>
+                <w:rFonts w:ascii="Times New Roman" w:hAnsi="Times New Roman"/>
+                <w:sz w:val="21"/>
+                <w:szCs w:val="21"/>
+              </w:rPr>
+              <w:t>docs/api-contracts.md</w:t>
+            </w:r>
+            <w:r>
+              <w:rPr>
+                <w:sz w:val="21"/>
+                <w:szCs w:val="21"/>
+              </w:rPr>
+              <w:t>，</w:t>
+            </w:r>
+            <w:r>
+              <w:rPr>
+                <w:rFonts w:hint="eastAsia"/>
+                <w:sz w:val="21"/>
+                <w:szCs w:val="21"/>
+              </w:rPr>
+              <w:t>后端字段模仿</w:t>
+            </w:r>
+            <w:r>
+              <w:rPr>
+                <w:sz w:val="21"/>
+                <w:szCs w:val="21"/>
+              </w:rPr>
+              <w:t xml:space="preserve"> mock </w:t>
+            </w:r>
+            <w:r>
+              <w:rPr>
+                <w:sz w:val="21"/>
+                <w:szCs w:val="21"/>
+              </w:rPr>
+              <w:t>数据</w:t>
+            </w:r>
+            <w:r>
+              <w:rPr>
+                <w:rFonts w:hint="eastAsia"/>
+                <w:sz w:val="21"/>
+                <w:szCs w:val="21"/>
+              </w:rPr>
+              <w:t>设计</w:t>
+            </w:r>
+            <w:r>
+              <w:rPr>
+                <w:sz w:val="21"/>
+                <w:szCs w:val="21"/>
+              </w:rPr>
+              <w:t>；每完成一个模块，只切换</w:t>
+            </w:r>
+            <w:r>
+              <w:rPr>
+                <w:rFonts w:hint="eastAsia"/>
+                <w:sz w:val="21"/>
+                <w:szCs w:val="21"/>
+              </w:rPr>
+              <w:t>该</w:t>
+            </w:r>
+            <w:r>
+              <w:rPr>
+                <w:sz w:val="21"/>
+                <w:szCs w:val="21"/>
+              </w:rPr>
+              <w:t>模块到</w:t>
+            </w:r>
+            <w:r>
+              <w:rPr>
+                <w:sz w:val="21"/>
+                <w:szCs w:val="21"/>
+              </w:rPr>
+              <w:t xml:space="preserve"> HTTP </w:t>
+            </w:r>
+            <w:r>
+              <w:rPr>
+                <w:sz w:val="21"/>
+                <w:szCs w:val="21"/>
+              </w:rPr>
+              <w:t>模式进行联调</w:t>
+            </w:r>
+            <w:r>
+              <w:rPr>
+                <w:rFonts w:hint="eastAsia"/>
+                <w:sz w:val="21"/>
+                <w:szCs w:val="21"/>
+              </w:rPr>
+              <w:t>，其余模块仍保持</w:t>
+            </w:r>
+            <w:r>
+              <w:rPr>
+                <w:sz w:val="21"/>
+                <w:szCs w:val="21"/>
+              </w:rPr>
+              <w:t>mock</w:t>
+            </w:r>
+            <w:r>
+              <w:rPr>
+                <w:rFonts w:hint="eastAsia"/>
+                <w:sz w:val="21"/>
+                <w:szCs w:val="21"/>
+              </w:rPr>
+              <w:t>数据的形式。</w:t>
             </w:r>
           </w:p>
           <w:p>
             <w:pPr>
-              <w:adjustRightInd w:val="0"/>
-              <w:snapToGrid w:val="0"/>
-              <w:spacing w:line="460" w:lineRule="atLeast"/>
-              <w:rPr>
+              <w:pStyle w:val="a8"/>
+              <w:numPr>
+                <w:ilvl w:val="0"/>
+                <w:numId w:val="2"/>
+              </w:numPr>
+              <w:rPr>
+                <w:sz w:val="21"/>
                 <w:szCs w:val="21"/>
               </w:rPr>
             </w:pPr>
             <w:r>
               <w:rPr>
-                <w:rFonts w:hint="eastAsia"/>
-                <w:szCs w:val="21"/>
-              </w:rPr>
-              <w:t xml:space="preserve">2. </w:t>
-            </w:r>
-            <w:r>
-              <w:rPr>
-                <w:rFonts w:hint="eastAsia"/>
-                <w:szCs w:val="21"/>
-              </w:rPr>
-              <w:t>成员任务之间存在依赖，文档或原型延期会影响整体交付。</w:t>
+                <w:rStyle w:val="ab"/>
+                <w:sz w:val="21"/>
+                <w:szCs w:val="21"/>
+              </w:rPr>
+              <w:t>题库数据结构设计不合理</w:t>
+            </w:r>
+            <w:r>
+              <w:rPr>
+                <w:rStyle w:val="ab"/>
+                <w:rFonts w:hint="eastAsia"/>
+                <w:b w:val="0"/>
+                <w:bCs/>
+                <w:sz w:val="21"/>
+                <w:szCs w:val="21"/>
+              </w:rPr>
+              <w:t>：</w:t>
+            </w:r>
+            <w:r>
+              <w:rPr>
+                <w:sz w:val="21"/>
+                <w:szCs w:val="21"/>
+              </w:rPr>
+              <w:t>词汇题、语法题、解析、难度和知识点标签都依赖题库模型。若</w:t>
+            </w:r>
+            <w:r>
+              <w:rPr>
+                <w:rFonts w:hint="eastAsia"/>
+                <w:sz w:val="21"/>
+                <w:szCs w:val="21"/>
+              </w:rPr>
+              <w:t>初始字段</w:t>
+            </w:r>
+            <w:r>
+              <w:rPr>
+                <w:rFonts w:hint="eastAsia"/>
+                <w:sz w:val="21"/>
+                <w:szCs w:val="21"/>
+              </w:rPr>
+              <w:t>过</w:t>
+            </w:r>
+            <w:r>
+              <w:rPr>
+                <w:rFonts w:hint="eastAsia"/>
+                <w:sz w:val="21"/>
+                <w:szCs w:val="21"/>
+              </w:rPr>
+              <w:t>少</w:t>
+            </w:r>
+            <w:r>
+              <w:rPr>
+                <w:sz w:val="21"/>
+                <w:szCs w:val="21"/>
+              </w:rPr>
+              <w:t>，后续新增题型</w:t>
+            </w:r>
+            <w:r>
+              <w:rPr>
+                <w:rFonts w:hint="eastAsia"/>
+                <w:sz w:val="21"/>
+                <w:szCs w:val="21"/>
+              </w:rPr>
+              <w:t>要</w:t>
+            </w:r>
+            <w:r>
+              <w:rPr>
+                <w:sz w:val="21"/>
+                <w:szCs w:val="21"/>
+              </w:rPr>
+              <w:t>频繁改表。</w:t>
+            </w:r>
+            <w:r>
+              <w:rPr>
+                <w:sz w:val="21"/>
+                <w:szCs w:val="21"/>
+              </w:rPr>
+              <w:br/>
+            </w:r>
+            <w:r>
+              <w:rPr>
+                <w:b/>
+                <w:bCs/>
+                <w:sz w:val="21"/>
+                <w:szCs w:val="21"/>
+              </w:rPr>
+              <w:t>应对方案</w:t>
+            </w:r>
+            <w:r>
+              <w:rPr>
+                <w:sz w:val="21"/>
+                <w:szCs w:val="21"/>
+              </w:rPr>
+              <w:t>：先抽象通用题目结构，包括题型、题干、选项、答案、解析、难度、知识点标签；特殊题型数据可先用</w:t>
+            </w:r>
+            <w:r>
+              <w:rPr>
+                <w:sz w:val="21"/>
+                <w:szCs w:val="21"/>
+              </w:rPr>
+              <w:t xml:space="preserve"> JSON </w:t>
+            </w:r>
+            <w:r>
+              <w:rPr>
+                <w:sz w:val="21"/>
+                <w:szCs w:val="21"/>
+              </w:rPr>
+              <w:t>字段保存</w:t>
+            </w:r>
+            <w:r>
+              <w:rPr>
+                <w:rFonts w:hint="eastAsia"/>
+                <w:sz w:val="21"/>
+                <w:szCs w:val="21"/>
+              </w:rPr>
+              <w:t>在</w:t>
+            </w:r>
+            <w:proofErr w:type="spellStart"/>
+            <w:r>
+              <w:rPr>
+                <w:sz w:val="21"/>
+                <w:szCs w:val="21"/>
+              </w:rPr>
+              <w:t>extra_data</w:t>
+            </w:r>
+            <w:proofErr w:type="spellEnd"/>
+            <w:r>
+              <w:rPr>
+                <w:rFonts w:hint="eastAsia"/>
+                <w:sz w:val="21"/>
+                <w:szCs w:val="21"/>
+              </w:rPr>
+              <w:t>字段中</w:t>
+            </w:r>
+            <w:r>
+              <w:rPr>
+                <w:sz w:val="21"/>
+                <w:szCs w:val="21"/>
+              </w:rPr>
+              <w:t>，待题型稳定后再拆分</w:t>
+            </w:r>
+            <w:r>
+              <w:rPr>
+                <w:rFonts w:hint="eastAsia"/>
+                <w:sz w:val="21"/>
+                <w:szCs w:val="21"/>
+              </w:rPr>
+              <w:t>成各个列</w:t>
+            </w:r>
+            <w:r>
+              <w:rPr>
+                <w:rFonts w:hint="eastAsia"/>
+                <w:sz w:val="21"/>
+                <w:szCs w:val="21"/>
+              </w:rPr>
+              <w:t>。</w:t>
             </w:r>
           </w:p>
           <w:p>
             <w:pPr>
-              <w:adjustRightInd w:val="0"/>
-              <w:snapToGrid w:val="0"/>
-              <w:spacing w:line="460" w:lineRule="atLeast"/>
-              <w:rPr>
+              <w:pStyle w:val="a8"/>
+              <w:numPr>
+                <w:ilvl w:val="0"/>
+                <w:numId w:val="2"/>
+              </w:numPr>
+              <w:rPr>
+                <w:sz w:val="21"/>
                 <w:szCs w:val="21"/>
               </w:rPr>
             </w:pPr>
             <w:r>
               <w:rPr>
-                <w:rFonts w:hint="eastAsia"/>
-                <w:szCs w:val="21"/>
-              </w:rPr>
-              <w:lastRenderedPageBreak/>
-              <w:t>应对方案：每日同步任务进度，提前发现阻塞；必要时调整人员分工，由其他成员协助完成滞后任务。</w:t>
+                <w:rStyle w:val="ab"/>
+                <w:sz w:val="21"/>
+                <w:szCs w:val="21"/>
+              </w:rPr>
+              <w:t>FSRS</w:t>
+            </w:r>
+            <w:r>
+              <w:rPr>
+                <w:rStyle w:val="ab"/>
+                <w:sz w:val="21"/>
+                <w:szCs w:val="21"/>
+              </w:rPr>
+              <w:t>算法偏差，导致复习计划不合理</w:t>
+            </w:r>
+            <w:r>
+              <w:rPr>
+                <w:sz w:val="21"/>
+                <w:szCs w:val="21"/>
+              </w:rPr>
+              <w:t>：如果算法参数或更新逻辑错误，复习</w:t>
+            </w:r>
+            <w:r>
+              <w:rPr>
+                <w:rFonts w:hint="eastAsia"/>
+                <w:sz w:val="21"/>
+                <w:szCs w:val="21"/>
+              </w:rPr>
+              <w:t>频率可能</w:t>
+            </w:r>
+            <w:r>
+              <w:rPr>
+                <w:sz w:val="21"/>
+                <w:szCs w:val="21"/>
+              </w:rPr>
+              <w:t>过密</w:t>
+            </w:r>
+            <w:r>
+              <w:rPr>
+                <w:rFonts w:hint="eastAsia"/>
+                <w:sz w:val="21"/>
+                <w:szCs w:val="21"/>
+              </w:rPr>
+              <w:t>或</w:t>
+            </w:r>
+            <w:r>
+              <w:rPr>
+                <w:sz w:val="21"/>
+                <w:szCs w:val="21"/>
+              </w:rPr>
+              <w:t>过疏，影响学习效果。</w:t>
+            </w:r>
+            <w:r>
+              <w:rPr>
+                <w:sz w:val="21"/>
+                <w:szCs w:val="21"/>
+              </w:rPr>
+              <w:br/>
+            </w:r>
+            <w:r>
+              <w:rPr>
+                <w:b/>
+                <w:bCs/>
+                <w:sz w:val="21"/>
+                <w:szCs w:val="21"/>
+              </w:rPr>
+              <w:t>应对方案</w:t>
+            </w:r>
+            <w:r>
+              <w:rPr>
+                <w:sz w:val="21"/>
+                <w:szCs w:val="21"/>
+              </w:rPr>
+              <w:t>：</w:t>
+            </w:r>
+            <w:r>
+              <w:rPr>
+                <w:sz w:val="21"/>
+                <w:szCs w:val="21"/>
+              </w:rPr>
+              <w:t>引入成熟的开源</w:t>
+            </w:r>
+            <w:r>
+              <w:rPr>
+                <w:sz w:val="21"/>
+                <w:szCs w:val="21"/>
+              </w:rPr>
+              <w:t>FSRS</w:t>
+            </w:r>
+            <w:r>
+              <w:rPr>
+                <w:sz w:val="21"/>
+                <w:szCs w:val="21"/>
+              </w:rPr>
+              <w:t>库，用默认参数跑起来，</w:t>
+            </w:r>
+            <w:r>
+              <w:rPr>
+                <w:rFonts w:hint="eastAsia"/>
+                <w:sz w:val="21"/>
+                <w:szCs w:val="21"/>
+              </w:rPr>
+              <w:t>并且明确</w:t>
+            </w:r>
+            <w:r>
+              <w:rPr>
+                <w:sz w:val="21"/>
+                <w:szCs w:val="21"/>
+              </w:rPr>
+              <w:t>调用边界</w:t>
+            </w:r>
+            <w:r>
+              <w:rPr>
+                <w:rFonts w:hint="eastAsia"/>
+                <w:sz w:val="21"/>
+                <w:szCs w:val="21"/>
+              </w:rPr>
+              <w:t>，</w:t>
+            </w:r>
+            <w:r>
+              <w:rPr>
+                <w:sz w:val="21"/>
+                <w:szCs w:val="21"/>
+              </w:rPr>
+              <w:t>防止数据污染，后续通过用户数据慢慢调参优化。</w:t>
+            </w:r>
+            <w:r>
+              <w:rPr>
+                <w:sz w:val="21"/>
+                <w:szCs w:val="21"/>
+              </w:rPr>
+              <w:t>。</w:t>
             </w:r>
           </w:p>
           <w:p>
             <w:pPr>
+              <w:pStyle w:val="a8"/>
               <w:numPr>
                 <w:ilvl w:val="0"/>
-                <w:numId w:val="1"/>
+                <w:numId w:val="2"/>
               </w:numPr>
-              <w:adjustRightInd w:val="0"/>
-              <w:snapToGrid w:val="0"/>
-              <w:spacing w:line="460" w:lineRule="atLeast"/>
-              <w:rPr>
+              <w:rPr>
+                <w:sz w:val="21"/>
                 <w:szCs w:val="21"/>
               </w:rPr>
             </w:pPr>
             <w:r>
               <w:rPr>
-                <w:szCs w:val="21"/>
-              </w:rPr>
-              <w:t>前后端接口不一致</w:t>
-            </w:r>
-            <w:r>
-              <w:rPr>
-                <w:rFonts w:hint="eastAsia"/>
-                <w:szCs w:val="21"/>
-              </w:rPr>
-              <w:t>，</w:t>
-            </w:r>
-            <w:r>
-              <w:rPr>
-                <w:szCs w:val="21"/>
-              </w:rPr>
-              <w:t>联调时可能出现页面无法渲染、字段缺失等问题。</w:t>
+                <w:rStyle w:val="ab"/>
+                <w:sz w:val="21"/>
+                <w:szCs w:val="21"/>
+              </w:rPr>
+              <w:t xml:space="preserve">Agent </w:t>
+            </w:r>
+            <w:r>
+              <w:rPr>
+                <w:rStyle w:val="ab"/>
+                <w:sz w:val="21"/>
+                <w:szCs w:val="21"/>
+              </w:rPr>
+              <w:t>输出格式不稳定，影响评分保存和前端展示</w:t>
+            </w:r>
+            <w:r>
+              <w:rPr>
+                <w:sz w:val="21"/>
+                <w:szCs w:val="21"/>
+              </w:rPr>
+              <w:t>：可能返回非结构化内容，或缺少评分字段，导致后端解析失败。</w:t>
+            </w:r>
+            <w:r>
+              <w:rPr>
+                <w:sz w:val="21"/>
+                <w:szCs w:val="21"/>
+              </w:rPr>
+              <w:br/>
+            </w:r>
+            <w:r>
+              <w:rPr>
+                <w:b/>
+                <w:bCs/>
+                <w:sz w:val="21"/>
+                <w:szCs w:val="21"/>
+              </w:rPr>
+              <w:t>应对方案</w:t>
+            </w:r>
+            <w:r>
+              <w:rPr>
+                <w:sz w:val="21"/>
+                <w:szCs w:val="21"/>
+              </w:rPr>
+              <w:t>：要求</w:t>
+            </w:r>
+            <w:r>
+              <w:rPr>
+                <w:sz w:val="21"/>
+                <w:szCs w:val="21"/>
+              </w:rPr>
+              <w:t xml:space="preserve"> Agent </w:t>
+            </w:r>
+            <w:r>
+              <w:rPr>
+                <w:sz w:val="21"/>
+                <w:szCs w:val="21"/>
+              </w:rPr>
+              <w:t>返回固定</w:t>
+            </w:r>
+            <w:r>
+              <w:rPr>
+                <w:sz w:val="21"/>
+                <w:szCs w:val="21"/>
+              </w:rPr>
+              <w:t xml:space="preserve"> JSON</w:t>
+            </w:r>
+            <w:r>
+              <w:rPr>
+                <w:sz w:val="21"/>
+                <w:szCs w:val="21"/>
+              </w:rPr>
+              <w:t>；后端增加字段校验、默认值和异常处理；同时保存原始结果</w:t>
+            </w:r>
+            <w:r>
+              <w:rPr>
+                <w:sz w:val="21"/>
+                <w:szCs w:val="21"/>
+              </w:rPr>
+              <w:t xml:space="preserve"> </w:t>
+            </w:r>
+            <w:proofErr w:type="spellStart"/>
+            <w:r>
+              <w:rPr>
+                <w:rStyle w:val="HTML"/>
+                <w:rFonts w:ascii="Times New Roman" w:hAnsi="Times New Roman"/>
+                <w:sz w:val="21"/>
+                <w:szCs w:val="21"/>
+              </w:rPr>
+              <w:t>raw_agent_result</w:t>
+            </w:r>
+            <w:proofErr w:type="spellEnd"/>
+            <w:r>
+              <w:rPr>
+                <w:sz w:val="21"/>
+                <w:szCs w:val="21"/>
+              </w:rPr>
+              <w:t>，便于排查。</w:t>
             </w:r>
           </w:p>
           <w:p>
             <w:pPr>
-              <w:adjustRightInd w:val="0"/>
-              <w:snapToGrid w:val="0"/>
-              <w:spacing w:line="460" w:lineRule="atLeast"/>
-              <w:rPr>
-                <w:szCs w:val="21"/>
-              </w:rPr>
+              <w:pStyle w:val="a8"/>
+              <w:numPr>
+                <w:ilvl w:val="0"/>
+                <w:numId w:val="2"/>
+              </w:numPr>
             </w:pPr>
             <w:r>
               <w:rPr>
-                <w:szCs w:val="21"/>
-              </w:rPr>
-              <w:t>应对方案：以</w:t>
-            </w:r>
-            <w:r>
-              <w:rPr>
-                <w:szCs w:val="21"/>
-              </w:rPr>
-              <w:t xml:space="preserve"> docs/api-contracts.md </w:t>
-            </w:r>
-            <w:r>
-              <w:rPr>
-                <w:szCs w:val="21"/>
-              </w:rPr>
-              <w:t>和</w:t>
-            </w:r>
-            <w:r>
-              <w:rPr>
-                <w:szCs w:val="21"/>
-              </w:rPr>
-              <w:t xml:space="preserve"> frontend/</w:t>
-            </w:r>
-            <w:proofErr w:type="spellStart"/>
-            <w:r>
-              <w:rPr>
-                <w:szCs w:val="21"/>
-              </w:rPr>
-              <w:t>src</w:t>
-            </w:r>
-            <w:proofErr w:type="spellEnd"/>
-            <w:r>
-              <w:rPr>
-                <w:szCs w:val="21"/>
-              </w:rPr>
-              <w:t xml:space="preserve">/services/contracts.js </w:t>
-            </w:r>
-            <w:r>
-              <w:rPr>
-                <w:szCs w:val="21"/>
-              </w:rPr>
-              <w:t>作为接口契约基准。新增功能前先更新契约，再分别修改</w:t>
-            </w:r>
-            <w:r>
-              <w:rPr>
-                <w:szCs w:val="21"/>
-              </w:rPr>
-              <w:t xml:space="preserve"> mock </w:t>
-            </w:r>
-            <w:r>
-              <w:rPr>
-                <w:szCs w:val="21"/>
-              </w:rPr>
-              <w:t>数据、</w:t>
-            </w:r>
-            <w:r>
-              <w:rPr>
-                <w:szCs w:val="21"/>
-              </w:rPr>
-              <w:t xml:space="preserve">HTTP service </w:t>
-            </w:r>
-            <w:r>
-              <w:rPr>
-                <w:szCs w:val="21"/>
-              </w:rPr>
-              <w:t>和后端接口。前端页面不得直接写死</w:t>
-            </w:r>
-            <w:r>
-              <w:rPr>
-                <w:szCs w:val="21"/>
-              </w:rPr>
-              <w:t xml:space="preserve"> fetch</w:t>
-            </w:r>
-            <w:r>
-              <w:rPr>
-                <w:szCs w:val="21"/>
-              </w:rPr>
-              <w:t>，统一通过</w:t>
-            </w:r>
-            <w:r>
-              <w:rPr>
-                <w:szCs w:val="21"/>
-              </w:rPr>
-              <w:t xml:space="preserve"> services </w:t>
-            </w:r>
-            <w:r>
-              <w:rPr>
-                <w:szCs w:val="21"/>
-              </w:rPr>
-              <w:t>层访问数据。</w:t>
+                <w:rStyle w:val="ab"/>
+                <w:sz w:val="21"/>
+                <w:szCs w:val="21"/>
+              </w:rPr>
+              <w:t>口语对话上下文过长</w:t>
+            </w:r>
+            <w:r>
+              <w:rPr>
+                <w:sz w:val="21"/>
+                <w:szCs w:val="21"/>
+              </w:rPr>
+              <w:t>：多轮对话积累上下文，可能导致</w:t>
+            </w:r>
+            <w:r>
+              <w:rPr>
+                <w:sz w:val="21"/>
+                <w:szCs w:val="21"/>
+              </w:rPr>
+              <w:t xml:space="preserve"> Agent </w:t>
+            </w:r>
+            <w:r>
+              <w:rPr>
+                <w:sz w:val="21"/>
+                <w:szCs w:val="21"/>
+              </w:rPr>
+              <w:t>响应慢、超出长度限制或</w:t>
+            </w:r>
+            <w:r>
+              <w:rPr>
+                <w:rFonts w:hint="eastAsia"/>
+                <w:sz w:val="21"/>
+                <w:szCs w:val="21"/>
+              </w:rPr>
+              <w:t>对话</w:t>
+            </w:r>
+            <w:r>
+              <w:rPr>
+                <w:sz w:val="21"/>
+                <w:szCs w:val="21"/>
+              </w:rPr>
+              <w:t>成本增加</w:t>
+            </w:r>
+            <w:r>
+              <w:rPr>
+                <w:rFonts w:hint="eastAsia"/>
+                <w:sz w:val="21"/>
+                <w:szCs w:val="21"/>
+              </w:rPr>
+              <w:t>的后果</w:t>
+            </w:r>
+            <w:r>
+              <w:rPr>
+                <w:sz w:val="21"/>
+                <w:szCs w:val="21"/>
+              </w:rPr>
+              <w:t>。</w:t>
+            </w:r>
+            <w:r>
+              <w:rPr>
+                <w:sz w:val="21"/>
+                <w:szCs w:val="21"/>
+              </w:rPr>
+              <w:br/>
+            </w:r>
+            <w:r>
+              <w:rPr>
+                <w:b/>
+                <w:bCs/>
+                <w:sz w:val="21"/>
+                <w:szCs w:val="21"/>
+              </w:rPr>
+              <w:t>应对方案</w:t>
+            </w:r>
+            <w:r>
+              <w:rPr>
+                <w:sz w:val="21"/>
+                <w:szCs w:val="21"/>
+              </w:rPr>
+              <w:t>：限制单次练习轮数和单条消息长度；只传最近若干轮对话；必要时保存会话摘要，</w:t>
+            </w:r>
+            <w:r>
+              <w:rPr>
+                <w:rFonts w:hint="eastAsia"/>
+                <w:sz w:val="21"/>
+                <w:szCs w:val="21"/>
+              </w:rPr>
+              <w:t>压缩</w:t>
+            </w:r>
+            <w:r>
+              <w:rPr>
+                <w:sz w:val="21"/>
+                <w:szCs w:val="21"/>
+              </w:rPr>
+              <w:t>上下文长度。</w:t>
             </w:r>
           </w:p>
           <w:p>
             <w:pPr>
-              <w:adjustRightInd w:val="0"/>
-              <w:snapToGrid w:val="0"/>
-              <w:spacing w:line="460" w:lineRule="atLeast"/>
-              <w:rPr>
+              <w:pStyle w:val="a8"/>
+              <w:numPr>
+                <w:ilvl w:val="0"/>
+                <w:numId w:val="2"/>
+              </w:numPr>
+              <w:rPr>
+                <w:sz w:val="21"/>
                 <w:szCs w:val="21"/>
               </w:rPr>
             </w:pPr>
             <w:r>
               <w:rPr>
-                <w:rFonts w:hint="eastAsia"/>
-                <w:szCs w:val="21"/>
-              </w:rPr>
-              <w:t xml:space="preserve">4. GitHub </w:t>
-            </w:r>
-            <w:r>
-              <w:rPr>
-                <w:rFonts w:hint="eastAsia"/>
-                <w:szCs w:val="21"/>
-              </w:rPr>
-              <w:t>仓库管理不规范，成员并行开发，可能出现文件遗漏或版本混乱。</w:t>
+                <w:rStyle w:val="ab"/>
+                <w:sz w:val="21"/>
+                <w:szCs w:val="21"/>
+              </w:rPr>
+              <w:t>技术点过多，迭代范围失控</w:t>
+            </w:r>
+            <w:r>
+              <w:rPr>
+                <w:sz w:val="21"/>
+                <w:szCs w:val="21"/>
+              </w:rPr>
+              <w:t>：口语</w:t>
+            </w:r>
+            <w:r>
+              <w:rPr>
+                <w:sz w:val="21"/>
+                <w:szCs w:val="21"/>
+              </w:rPr>
+              <w:t xml:space="preserve"> Agent</w:t>
+            </w:r>
+            <w:r>
+              <w:rPr>
+                <w:sz w:val="21"/>
+                <w:szCs w:val="21"/>
+              </w:rPr>
+              <w:t>、题库、算法、数据库和联调同时推进，可能导致每个模块都完成不充分。</w:t>
+            </w:r>
+            <w:r>
+              <w:rPr>
+                <w:sz w:val="21"/>
+                <w:szCs w:val="21"/>
+              </w:rPr>
+              <w:br/>
+            </w:r>
+            <w:r>
+              <w:rPr>
+                <w:b/>
+                <w:bCs/>
+                <w:sz w:val="21"/>
+                <w:szCs w:val="21"/>
+              </w:rPr>
+              <w:t>应对方案</w:t>
+            </w:r>
+            <w:r>
+              <w:rPr>
+                <w:sz w:val="21"/>
+                <w:szCs w:val="21"/>
+              </w:rPr>
+              <w:t>：优先完成三个闭环：口语文本对话闭环、题库查询与答题提交闭环、</w:t>
+            </w:r>
+            <w:r>
+              <w:rPr>
+                <w:sz w:val="21"/>
+                <w:szCs w:val="21"/>
+              </w:rPr>
+              <w:t>FSRS</w:t>
+            </w:r>
+            <w:r>
+              <w:rPr>
+                <w:sz w:val="21"/>
+                <w:szCs w:val="21"/>
+              </w:rPr>
+              <w:t>简化复习闭环；</w:t>
+            </w:r>
+            <w:r>
+              <w:rPr>
+                <w:rFonts w:hint="eastAsia"/>
+                <w:sz w:val="21"/>
+                <w:szCs w:val="21"/>
+              </w:rPr>
+              <w:t>组员分工</w:t>
+            </w:r>
+            <w:r>
+              <w:rPr>
+                <w:sz w:val="21"/>
+                <w:szCs w:val="21"/>
+              </w:rPr>
+              <w:t>。</w:t>
             </w:r>
           </w:p>
           <w:p>
             <w:pPr>
-              <w:adjustRightInd w:val="0"/>
-              <w:snapToGrid w:val="0"/>
-              <w:spacing w:line="460" w:lineRule="atLeast"/>
-              <w:rPr>
+              <w:pStyle w:val="a8"/>
+              <w:numPr>
+                <w:ilvl w:val="0"/>
+                <w:numId w:val="2"/>
+              </w:numPr>
+              <w:rPr>
+                <w:sz w:val="21"/>
                 <w:szCs w:val="21"/>
               </w:rPr>
             </w:pPr>
             <w:r>
               <w:rPr>
-                <w:rFonts w:hint="eastAsia"/>
-                <w:szCs w:val="21"/>
-              </w:rPr>
-              <w:t>应对方案：统一提交规则，重要文档和原型文件及时提交；提交前检查文件完整性，避免上传无关系统文件；</w:t>
-            </w:r>
-            <w:r>
-              <w:rPr>
-                <w:szCs w:val="21"/>
-              </w:rPr>
-              <w:t>每个成员在独立分支开发，不直接修改</w:t>
-            </w:r>
-            <w:r>
-              <w:rPr>
-                <w:szCs w:val="21"/>
-              </w:rPr>
-              <w:t xml:space="preserve"> main</w:t>
-            </w:r>
-            <w:r>
-              <w:rPr>
-                <w:szCs w:val="21"/>
-              </w:rPr>
-              <w:t>。</w:t>
-            </w:r>
-          </w:p>
-          <w:p>
-            <w:pPr>
-              <w:adjustRightInd w:val="0"/>
-              <w:snapToGrid w:val="0"/>
-              <w:spacing w:line="460" w:lineRule="atLeast"/>
-              <w:rPr>
-                <w:szCs w:val="21"/>
-              </w:rPr>
-            </w:pPr>
-            <w:r>
-              <w:rPr>
-                <w:rFonts w:hint="eastAsia"/>
-                <w:szCs w:val="21"/>
-              </w:rPr>
-              <w:t xml:space="preserve">5. </w:t>
-            </w:r>
-            <w:r>
-              <w:rPr>
-                <w:rFonts w:hint="eastAsia"/>
-                <w:szCs w:val="21"/>
-              </w:rPr>
-              <w:t>界面原型实现时间较紧，可能无法覆盖全部主要使用场景。</w:t>
-            </w:r>
-          </w:p>
-          <w:p>
-            <w:pPr>
-              <w:adjustRightInd w:val="0"/>
-              <w:snapToGrid w:val="0"/>
-              <w:spacing w:line="460" w:lineRule="atLeast"/>
-              <w:rPr>
-                <w:szCs w:val="21"/>
-              </w:rPr>
-            </w:pPr>
-            <w:r>
-              <w:rPr>
-                <w:rFonts w:hint="eastAsia"/>
-                <w:szCs w:val="21"/>
-              </w:rPr>
-              <w:t>应对方案：优先完成首页、口语练习页、反馈页等核心页面；非核心页面可先采用文字说明，后续迭代再完善。</w:t>
-            </w:r>
-            <w:r>
-              <w:rPr>
+                <w:rStyle w:val="ab"/>
+                <w:sz w:val="21"/>
+                <w:szCs w:val="21"/>
+              </w:rPr>
+              <w:t>新技术学习成本较高，影响后端开发进度</w:t>
+            </w:r>
+            <w:r>
+              <w:rPr>
+                <w:sz w:val="21"/>
+                <w:szCs w:val="21"/>
+              </w:rPr>
+              <w:t>：本轮迭代涉及</w:t>
+            </w:r>
+            <w:r>
+              <w:rPr>
+                <w:sz w:val="21"/>
+                <w:szCs w:val="21"/>
+              </w:rPr>
+              <w:t xml:space="preserve"> Spring Boot </w:t>
+            </w:r>
+            <w:r>
+              <w:rPr>
+                <w:sz w:val="21"/>
+                <w:szCs w:val="21"/>
+              </w:rPr>
+              <w:t>后端开发、</w:t>
+            </w:r>
+            <w:r>
+              <w:rPr>
+                <w:sz w:val="21"/>
+                <w:szCs w:val="21"/>
+              </w:rPr>
+              <w:t xml:space="preserve">Agent </w:t>
+            </w:r>
+            <w:r>
+              <w:rPr>
+                <w:sz w:val="21"/>
+                <w:szCs w:val="21"/>
+              </w:rPr>
+              <w:t>接口调用、题库建模、</w:t>
+            </w:r>
+            <w:r>
+              <w:rPr>
+                <w:sz w:val="21"/>
+                <w:szCs w:val="21"/>
+              </w:rPr>
+              <w:t>FSRS</w:t>
+            </w:r>
+            <w:r>
+              <w:rPr>
+                <w:sz w:val="21"/>
+                <w:szCs w:val="21"/>
+              </w:rPr>
+              <w:t>记忆算法等新概念，成员</w:t>
+            </w:r>
+            <w:r>
+              <w:rPr>
+                <w:rFonts w:hint="eastAsia"/>
+                <w:sz w:val="21"/>
+                <w:szCs w:val="21"/>
+              </w:rPr>
+              <w:t>若</w:t>
+            </w:r>
+            <w:r>
+              <w:rPr>
+                <w:sz w:val="21"/>
+                <w:szCs w:val="21"/>
+              </w:rPr>
+              <w:t>对框架分层、算法参数理解不充分，可能导致开发效率低、功能质量不稳定</w:t>
+            </w:r>
+            <w:r>
+              <w:rPr>
+                <w:rFonts w:hint="eastAsia"/>
+                <w:sz w:val="21"/>
+                <w:szCs w:val="21"/>
+              </w:rPr>
+              <w:t>，甚至返工。</w:t>
+            </w:r>
+            <w:r>
+              <w:rPr>
+                <w:sz w:val="21"/>
                 <w:szCs w:val="21"/>
               </w:rPr>
               <w:br/>
             </w:r>
             <w:r>
               <w:rPr>
-                <w:rFonts w:hint="eastAsia"/>
-                <w:szCs w:val="21"/>
-              </w:rPr>
-              <w:t xml:space="preserve">6. </w:t>
-            </w:r>
-            <w:r>
-              <w:rPr>
-                <w:szCs w:val="21"/>
-              </w:rPr>
-              <w:t>口语模块涉及浏览器录音、音频上传、语音识别、发音评分、流利度分析等能力，技术复杂度高。</w:t>
-            </w:r>
-            <w:r>
-              <w:rPr>
-                <w:szCs w:val="21"/>
-              </w:rPr>
-              <w:br/>
-            </w:r>
-            <w:r>
-              <w:rPr>
-                <w:szCs w:val="21"/>
-              </w:rPr>
-              <w:t>应对方案：本阶段先实现前端交互流程和</w:t>
-            </w:r>
-            <w:r>
-              <w:rPr>
-                <w:szCs w:val="21"/>
-              </w:rPr>
-              <w:t xml:space="preserve"> mock </w:t>
-            </w:r>
-            <w:r>
-              <w:rPr>
-                <w:szCs w:val="21"/>
-              </w:rPr>
-              <w:t>评分结果，用模拟录音按钮展示业务闭环。真实录音后续再通过</w:t>
-            </w:r>
-            <w:r>
-              <w:rPr>
+                <w:b/>
+                <w:bCs/>
+                <w:sz w:val="21"/>
+                <w:szCs w:val="21"/>
+              </w:rPr>
+              <w:lastRenderedPageBreak/>
+              <w:t>应对方案：</w:t>
+            </w:r>
+            <w:r>
+              <w:rPr>
+                <w:sz w:val="21"/>
+                <w:szCs w:val="21"/>
+              </w:rPr>
+              <w:t>迭代初期先完成最小</w:t>
+            </w:r>
+            <w:r>
+              <w:rPr>
+                <w:sz w:val="21"/>
+                <w:szCs w:val="21"/>
+              </w:rPr>
+              <w:t xml:space="preserve"> demo</w:t>
+            </w:r>
+            <w:r>
+              <w:rPr>
+                <w:sz w:val="21"/>
+                <w:szCs w:val="21"/>
+              </w:rPr>
+              <w:t>，例如</w:t>
+            </w:r>
+            <w:r>
+              <w:rPr>
+                <w:sz w:val="21"/>
+                <w:szCs w:val="21"/>
+              </w:rPr>
+              <w:t xml:space="preserve"> mock Agent </w:t>
+            </w:r>
+            <w:r>
+              <w:rPr>
+                <w:sz w:val="21"/>
+                <w:szCs w:val="21"/>
+              </w:rPr>
+              <w:t>对话接口、简单题库查询接口、简化版复习间隔计算；将学习资料、接口约定和实现注意事项整理到</w:t>
+            </w:r>
+            <w:r>
+              <w:rPr>
+                <w:sz w:val="21"/>
                 <w:szCs w:val="21"/>
               </w:rPr>
               <w:t xml:space="preserve"> </w:t>
             </w:r>
-            <w:proofErr w:type="spellStart"/>
-            <w:r>
-              <w:rPr>
-                <w:szCs w:val="21"/>
-              </w:rPr>
-              <w:t>MediaRecorder</w:t>
-            </w:r>
-            <w:proofErr w:type="spellEnd"/>
-            <w:r>
-              <w:rPr>
-                <w:szCs w:val="21"/>
-              </w:rPr>
-              <w:t xml:space="preserve"> API </w:t>
-            </w:r>
-            <w:r>
-              <w:rPr>
-                <w:szCs w:val="21"/>
-              </w:rPr>
-              <w:t>接入，评分功能后续再对接</w:t>
-            </w:r>
-            <w:r>
-              <w:rPr>
-                <w:szCs w:val="21"/>
-              </w:rPr>
-              <w:t xml:space="preserve"> ASR</w:t>
-            </w:r>
-            <w:r>
-              <w:rPr>
-                <w:szCs w:val="21"/>
-              </w:rPr>
-              <w:t>、发音评估服务或第三方语音平台。</w:t>
-            </w:r>
-          </w:p>
-          <w:p>
-            <w:pPr>
-              <w:adjustRightInd w:val="0"/>
-              <w:snapToGrid w:val="0"/>
-              <w:spacing w:line="460" w:lineRule="atLeast"/>
-              <w:rPr>
-                <w:szCs w:val="21"/>
-              </w:rPr>
-            </w:pPr>
+            <w:r>
+              <w:rPr>
+                <w:rStyle w:val="HTML"/>
+                <w:rFonts w:ascii="Times New Roman" w:hAnsi="Times New Roman"/>
+                <w:sz w:val="21"/>
+                <w:szCs w:val="21"/>
+              </w:rPr>
+              <w:t>docs</w:t>
+            </w:r>
+            <w:r>
+              <w:rPr>
+                <w:sz w:val="21"/>
+                <w:szCs w:val="21"/>
+              </w:rPr>
+              <w:t xml:space="preserve"> </w:t>
+            </w:r>
+            <w:r>
+              <w:rPr>
+                <w:sz w:val="21"/>
+                <w:szCs w:val="21"/>
+              </w:rPr>
+              <w:t>目录，组内同步关键技术点后再扩展完整功能。</w:t>
+            </w:r>
           </w:p>
           <w:p>
             <w:pPr>
@@ -1768,8 +2902,100 @@
       <w:lvlJc w:val="left"/>
     </w:lvl>
   </w:abstractNum>
+  <w:abstractNum w:abstractNumId="1" w15:restartNumberingAfterBreak="0">
+    <w:nsid w:val="1B60654D"/>
+    <w:multiLevelType w:val="hybridMultilevel"/>
+    <w:tmpl w:val="419ED5FA"/>
+    <w:lvl w:ilvl="0" w:tplc="0E10D664">
+      <w:start w:val="1"/>
+      <w:numFmt w:val="decimal"/>
+      <w:lvlText w:val="%1."/>
+      <w:lvlJc w:val="left"/>
+      <w:pPr>
+        <w:ind w:left="465" w:hanging="360"/>
+      </w:pPr>
+      <w:rPr>
+        <w:rFonts w:hint="default"/>
+      </w:rPr>
+    </w:lvl>
+    <w:lvl w:ilvl="1" w:tplc="04090019" w:tentative="1">
+      <w:start w:val="1"/>
+      <w:numFmt w:val="lowerLetter"/>
+      <w:lvlText w:val="%2)"/>
+      <w:lvlJc w:val="left"/>
+      <w:pPr>
+        <w:ind w:left="985" w:hanging="440"/>
+      </w:pPr>
+    </w:lvl>
+    <w:lvl w:ilvl="2" w:tplc="0409001B" w:tentative="1">
+      <w:start w:val="1"/>
+      <w:numFmt w:val="lowerRoman"/>
+      <w:lvlText w:val="%3."/>
+      <w:lvlJc w:val="right"/>
+      <w:pPr>
+        <w:ind w:left="1425" w:hanging="440"/>
+      </w:pPr>
+    </w:lvl>
+    <w:lvl w:ilvl="3" w:tplc="0409000F" w:tentative="1">
+      <w:start w:val="1"/>
+      <w:numFmt w:val="decimal"/>
+      <w:lvlText w:val="%4."/>
+      <w:lvlJc w:val="left"/>
+      <w:pPr>
+        <w:ind w:left="1865" w:hanging="440"/>
+      </w:pPr>
+    </w:lvl>
+    <w:lvl w:ilvl="4" w:tplc="04090019" w:tentative="1">
+      <w:start w:val="1"/>
+      <w:numFmt w:val="lowerLetter"/>
+      <w:lvlText w:val="%5)"/>
+      <w:lvlJc w:val="left"/>
+      <w:pPr>
+        <w:ind w:left="2305" w:hanging="440"/>
+      </w:pPr>
+    </w:lvl>
+    <w:lvl w:ilvl="5" w:tplc="0409001B" w:tentative="1">
+      <w:start w:val="1"/>
+      <w:numFmt w:val="lowerRoman"/>
+      <w:lvlText w:val="%6."/>
+      <w:lvlJc w:val="right"/>
+      <w:pPr>
+        <w:ind w:left="2745" w:hanging="440"/>
+      </w:pPr>
+    </w:lvl>
+    <w:lvl w:ilvl="6" w:tplc="0409000F" w:tentative="1">
+      <w:start w:val="1"/>
+      <w:numFmt w:val="decimal"/>
+      <w:lvlText w:val="%7."/>
+      <w:lvlJc w:val="left"/>
+      <w:pPr>
+        <w:ind w:left="3185" w:hanging="440"/>
+      </w:pPr>
+    </w:lvl>
+    <w:lvl w:ilvl="7" w:tplc="04090019" w:tentative="1">
+      <w:start w:val="1"/>
+      <w:numFmt w:val="lowerLetter"/>
+      <w:lvlText w:val="%8)"/>
+      <w:lvlJc w:val="left"/>
+      <w:pPr>
+        <w:ind w:left="3625" w:hanging="440"/>
+      </w:pPr>
+    </w:lvl>
+    <w:lvl w:ilvl="8" w:tplc="0409001B" w:tentative="1">
+      <w:start w:val="1"/>
+      <w:numFmt w:val="lowerRoman"/>
+      <w:lvlText w:val="%9."/>
+      <w:lvlJc w:val="right"/>
+      <w:pPr>
+        <w:ind w:left="4065" w:hanging="440"/>
+      </w:pPr>
+    </w:lvl>
+  </w:abstractNum>
   <w:num w:numId="1" w16cid:durableId="426927063">
     <w:abstractNumId w:val="0"/>
+  </w:num>
+  <w:num w:numId="2" w16cid:durableId="80376078">
+    <w:abstractNumId w:val="1"/>
   </w:num>
 </w:numbering>
 </file>
@@ -1800,10 +3026,12 @@
     <w:lsdException w:name="Title" w:qFormat="1"/>
     <w:lsdException w:name="Default Paragraph Font" w:semiHidden="1" w:uiPriority="1" w:unhideWhenUsed="1"/>
     <w:lsdException w:name="Subtitle" w:qFormat="1"/>
-    <w:lsdException w:name="Strong" w:qFormat="1"/>
+    <w:lsdException w:name="Strong" w:uiPriority="22" w:qFormat="1"/>
     <w:lsdException w:name="Emphasis" w:qFormat="1"/>
     <w:lsdException w:name="HTML Top of Form" w:semiHidden="1" w:uiPriority="99" w:unhideWhenUsed="1"/>
     <w:lsdException w:name="HTML Bottom of Form" w:semiHidden="1" w:uiPriority="99" w:unhideWhenUsed="1"/>
+    <w:lsdException w:name="Normal (Web)" w:uiPriority="99"/>
+    <w:lsdException w:name="HTML Code" w:uiPriority="99"/>
     <w:lsdException w:name="HTML Keyboard" w:semiHidden="1" w:unhideWhenUsed="1"/>
     <w:lsdException w:name="Normal Table" w:semiHidden="1" w:uiPriority="99" w:unhideWhenUsed="1"/>
     <w:lsdException w:name="annotation subject" w:semiHidden="1" w:unhideWhenUsed="1"/>
@@ -2162,6 +3390,7 @@
   <w:style w:type="paragraph" w:styleId="a8">
     <w:name w:val="Normal (Web)"/>
     <w:basedOn w:val="a"/>
+    <w:uiPriority w:val="99"/>
     <w:pPr>
       <w:spacing w:beforeAutospacing="1" w:afterAutospacing="1"/>
       <w:jc w:val="left"/>
@@ -2199,6 +3428,7 @@
   <w:style w:type="character" w:styleId="ab">
     <w:name w:val="Strong"/>
     <w:basedOn w:val="a0"/>
+    <w:uiPriority w:val="22"/>
     <w:qFormat/>
     <w:rPr>
       <w:b/>
@@ -2207,6 +3437,7 @@
   <w:style w:type="character" w:styleId="HTML">
     <w:name w:val="HTML Code"/>
     <w:basedOn w:val="a0"/>
+    <w:uiPriority w:val="99"/>
     <w:rPr>
       <w:rFonts w:ascii="Courier New" w:hAnsi="Courier New"/>
       <w:sz w:val="20"/>
